--- a/prototypes/original guides/JULIO (EUROPA)/ESLOVENIA.docx
+++ b/prototypes/original guides/JULIO (EUROPA)/ESLOVENIA.docx
@@ -687,7 +687,253 @@
           <w:rFonts w:ascii="Manrope" w:cs="Manrope" w:eastAsia="Manrope" w:hAnsi="Manrope"/>
           <w:rtl w:val="0"/>
         </w:rPr>
-        <w:t xml:space="preserve">Check-in en Celica Hostel. Primer día: Bike Tour con guía local, mercado de Plečnik para el almuerzo, castillo por la tarde y cena en la orilla del río Ljubljanica. Segundo día: recorrido libre por el barrio de Trnovo (el menos turístico) y preparación del roadtrip del día siguiente.</w:t>
+        <w:t xml:space="preserve">La capital que Jože Plečnik diseñó casi entera entre los años 20 y 50 tiene el centro histórico más peatonal de Europa Central y una orilla de río que a las 8pm convierte cualquier teraza en el mejor plan de la ciudad. El primer día es para entender dónde estás. El segundo para empezar a verla de verdad.</w:t>
+      </w:r>
+    </w:p>
+    <w:p>
+      <w:pPr>
+        <w:spacing w:after="240" w:before="240" w:lineRule="auto"/>
+        <w:rPr>
+          <w:rFonts w:ascii="Manrope" w:cs="Manrope" w:eastAsia="Manrope" w:hAnsi="Manrope"/>
+        </w:rPr>
+      </w:pPr>
+      <w:r>
+        <w:rPr>
+          <w:rFonts w:ascii="Manrope" w:cs="Manrope" w:eastAsia="Manrope" w:hAnsi="Manrope"/>
+          <w:rtl w:val="0"/>
+        </w:rPr>
+        <w:t xml:space="preserve">Día 1:</w:t>
+      </w:r>
+      <w:r>
+        <w:rPr>
+          <w:rtl w:val="0"/>
+        </w:rPr>
+      </w:r>
+    </w:p>
+    <w:p>
+      <w:pPr>
+        <w:numPr>
+          <w:ilvl w:val="0"/>
+          <w:numId w:val="3"/>
+        </w:numPr>
+        <w:spacing w:after="0" w:afterAutospacing="0" w:before="240" w:lineRule="auto"/>
+        <w:ind w:left="720" w:hanging="360"/>
+        <w:rPr>
+          <w:rFonts w:ascii="Manrope" w:cs="Manrope" w:eastAsia="Manrope" w:hAnsi="Manrope"/>
+          <w:u w:val="none"/>
+        </w:rPr>
+      </w:pPr>
+      <w:r>
+        <w:rPr>
+          <w:rFonts w:ascii="Manrope" w:cs="Manrope" w:eastAsia="Manrope" w:hAnsi="Manrope"/>
+          <w:rtl w:val="0"/>
+        </w:rPr>
+        <w:t xml:space="preserve">14:00: Llegada al aeropuerto LJU. Bus al centro (30 min, €4) o transfer privado</w:t>
+      </w:r>
+    </w:p>
+    <w:p>
+      <w:pPr>
+        <w:numPr>
+          <w:ilvl w:val="0"/>
+          <w:numId w:val="3"/>
+        </w:numPr>
+        <w:spacing w:after="0" w:afterAutospacing="0" w:before="0" w:beforeAutospacing="0" w:lineRule="auto"/>
+        <w:ind w:left="720" w:hanging="360"/>
+        <w:rPr>
+          <w:rFonts w:ascii="Manrope" w:cs="Manrope" w:eastAsia="Manrope" w:hAnsi="Manrope"/>
+          <w:u w:val="none"/>
+        </w:rPr>
+      </w:pPr>
+      <w:r>
+        <w:rPr>
+          <w:rFonts w:ascii="Manrope" w:cs="Manrope" w:eastAsia="Manrope" w:hAnsi="Manrope"/>
+          <w:rtl w:val="0"/>
+        </w:rPr>
+        <w:t xml:space="preserve">15:30: Check-in en Celica Hostel (barrio Metelkova)</w:t>
+      </w:r>
+    </w:p>
+    <w:p>
+      <w:pPr>
+        <w:numPr>
+          <w:ilvl w:val="0"/>
+          <w:numId w:val="3"/>
+        </w:numPr>
+        <w:spacing w:after="0" w:afterAutospacing="0" w:before="0" w:beforeAutospacing="0" w:lineRule="auto"/>
+        <w:ind w:left="720" w:hanging="360"/>
+        <w:rPr>
+          <w:rFonts w:ascii="Manrope" w:cs="Manrope" w:eastAsia="Manrope" w:hAnsi="Manrope"/>
+          <w:u w:val="none"/>
+        </w:rPr>
+      </w:pPr>
+      <w:r>
+        <w:rPr>
+          <w:rFonts w:ascii="Manrope" w:cs="Manrope" w:eastAsia="Manrope" w:hAnsi="Manrope"/>
+          <w:rtl w:val="0"/>
+        </w:rPr>
+        <w:t xml:space="preserve">17:00: Ljubljana Bike Tour con guía local — Castillo, mercado de Plečnik, puentes triples (3 horas)</w:t>
+      </w:r>
+    </w:p>
+    <w:p>
+      <w:pPr>
+        <w:numPr>
+          <w:ilvl w:val="0"/>
+          <w:numId w:val="3"/>
+        </w:numPr>
+        <w:spacing w:after="240" w:before="0" w:beforeAutospacing="0" w:lineRule="auto"/>
+        <w:ind w:left="720" w:hanging="360"/>
+        <w:rPr>
+          <w:rFonts w:ascii="Manrope" w:cs="Manrope" w:eastAsia="Manrope" w:hAnsi="Manrope"/>
+          <w:u w:val="none"/>
+        </w:rPr>
+      </w:pPr>
+      <w:r>
+        <w:rPr>
+          <w:rFonts w:ascii="Manrope" w:cs="Manrope" w:eastAsia="Manrope" w:hAnsi="Manrope"/>
+          <w:rtl w:val="0"/>
+        </w:rPr>
+        <w:t xml:space="preserve">20:30: Cena en la orilla del río Ljubljanica (terrazas de Stari Trg)</w:t>
+      </w:r>
+    </w:p>
+    <w:p>
+      <w:pPr>
+        <w:spacing w:after="240" w:before="240" w:lineRule="auto"/>
+        <w:ind w:left="0" w:firstLine="0"/>
+        <w:rPr>
+          <w:rFonts w:ascii="Manrope" w:cs="Manrope" w:eastAsia="Manrope" w:hAnsi="Manrope"/>
+        </w:rPr>
+      </w:pPr>
+      <w:r>
+        <w:rPr>
+          <w:rFonts w:ascii="Manrope" w:cs="Manrope" w:eastAsia="Manrope" w:hAnsi="Manrope"/>
+          <w:rtl w:val="0"/>
+        </w:rPr>
+        <w:t xml:space="preserve">Día 2:</w:t>
+      </w:r>
+    </w:p>
+    <w:p>
+      <w:pPr>
+        <w:numPr>
+          <w:ilvl w:val="0"/>
+          <w:numId w:val="7"/>
+        </w:numPr>
+        <w:spacing w:after="0" w:afterAutospacing="0" w:before="240" w:lineRule="auto"/>
+        <w:ind w:left="720" w:hanging="360"/>
+        <w:rPr>
+          <w:rFonts w:ascii="Manrope" w:cs="Manrope" w:eastAsia="Manrope" w:hAnsi="Manrope"/>
+          <w:u w:val="none"/>
+        </w:rPr>
+      </w:pPr>
+      <w:r>
+        <w:rPr>
+          <w:rFonts w:ascii="Manrope" w:cs="Manrope" w:eastAsia="Manrope" w:hAnsi="Manrope"/>
+          <w:rtl w:val="0"/>
+        </w:rPr>
+        <w:t xml:space="preserve">09:00: Mercado Central de Plečnik para el desayuno — café y frutas de temporada</w:t>
+      </w:r>
+    </w:p>
+    <w:p>
+      <w:pPr>
+        <w:numPr>
+          <w:ilvl w:val="0"/>
+          <w:numId w:val="7"/>
+        </w:numPr>
+        <w:spacing w:after="0" w:afterAutospacing="0" w:before="0" w:beforeAutospacing="0" w:lineRule="auto"/>
+        <w:ind w:left="720" w:hanging="360"/>
+        <w:rPr>
+          <w:rFonts w:ascii="Manrope" w:cs="Manrope" w:eastAsia="Manrope" w:hAnsi="Manrope"/>
+          <w:u w:val="none"/>
+        </w:rPr>
+      </w:pPr>
+      <w:r>
+        <w:rPr>
+          <w:rFonts w:ascii="Manrope" w:cs="Manrope" w:eastAsia="Manrope" w:hAnsi="Manrope"/>
+          <w:rtl w:val="0"/>
+        </w:rPr>
+        <w:t xml:space="preserve">10:30: Recorrido libre por el barrio de Trnovo (el menos turístico de Ljubljana)</w:t>
+      </w:r>
+    </w:p>
+    <w:p>
+      <w:pPr>
+        <w:numPr>
+          <w:ilvl w:val="0"/>
+          <w:numId w:val="7"/>
+        </w:numPr>
+        <w:spacing w:after="0" w:afterAutospacing="0" w:before="0" w:beforeAutospacing="0" w:lineRule="auto"/>
+        <w:ind w:left="720" w:hanging="360"/>
+        <w:rPr>
+          <w:rFonts w:ascii="Manrope" w:cs="Manrope" w:eastAsia="Manrope" w:hAnsi="Manrope"/>
+          <w:u w:val="none"/>
+        </w:rPr>
+      </w:pPr>
+      <w:r>
+        <w:rPr>
+          <w:rFonts w:ascii="Manrope" w:cs="Manrope" w:eastAsia="Manrope" w:hAnsi="Manrope"/>
+          <w:rtl w:val="0"/>
+        </w:rPr>
+        <w:t xml:space="preserve">13:00: Almuerzo en algún local de la calle Mestni Trg</w:t>
+      </w:r>
+    </w:p>
+    <w:p>
+      <w:pPr>
+        <w:numPr>
+          <w:ilvl w:val="0"/>
+          <w:numId w:val="7"/>
+        </w:numPr>
+        <w:spacing w:after="0" w:afterAutospacing="0" w:before="0" w:beforeAutospacing="0" w:lineRule="auto"/>
+        <w:ind w:left="720" w:hanging="360"/>
+        <w:rPr>
+          <w:rFonts w:ascii="Manrope" w:cs="Manrope" w:eastAsia="Manrope" w:hAnsi="Manrope"/>
+          <w:u w:val="none"/>
+        </w:rPr>
+      </w:pPr>
+      <w:r>
+        <w:rPr>
+          <w:rFonts w:ascii="Manrope" w:cs="Manrope" w:eastAsia="Manrope" w:hAnsi="Manrope"/>
+          <w:rtl w:val="0"/>
+        </w:rPr>
+        <w:t xml:space="preserve">15:00: Castillo de Ljubljana en funicular (€4 ida y vuelta) — vistas panorámicas</w:t>
+      </w:r>
+    </w:p>
+    <w:p>
+      <w:pPr>
+        <w:numPr>
+          <w:ilvl w:val="0"/>
+          <w:numId w:val="7"/>
+        </w:numPr>
+        <w:spacing w:after="0" w:afterAutospacing="0" w:before="0" w:beforeAutospacing="0" w:lineRule="auto"/>
+        <w:ind w:left="720" w:hanging="360"/>
+        <w:rPr>
+          <w:rFonts w:ascii="Manrope" w:cs="Manrope" w:eastAsia="Manrope" w:hAnsi="Manrope"/>
+          <w:u w:val="none"/>
+        </w:rPr>
+      </w:pPr>
+      <w:r>
+        <w:rPr>
+          <w:rFonts w:ascii="Manrope" w:cs="Manrope" w:eastAsia="Manrope" w:hAnsi="Manrope"/>
+          <w:rtl w:val="0"/>
+        </w:rPr>
+        <w:t xml:space="preserve">18:00: Preparación del roadtrip del día siguiente: compra de la vinheta, revisión del carro</w:t>
+      </w:r>
+    </w:p>
+    <w:p>
+      <w:pPr>
+        <w:numPr>
+          <w:ilvl w:val="0"/>
+          <w:numId w:val="7"/>
+        </w:numPr>
+        <w:spacing w:after="240" w:before="0" w:beforeAutospacing="0" w:lineRule="auto"/>
+        <w:ind w:left="720" w:hanging="360"/>
+        <w:rPr>
+          <w:rFonts w:ascii="Manrope" w:cs="Manrope" w:eastAsia="Manrope" w:hAnsi="Manrope"/>
+          <w:u w:val="none"/>
+        </w:rPr>
+      </w:pPr>
+      <w:r>
+        <w:rPr>
+          <w:rFonts w:ascii="Manrope" w:cs="Manrope" w:eastAsia="Manrope" w:hAnsi="Manrope"/>
+          <w:rtl w:val="0"/>
+        </w:rPr>
+        <w:t xml:space="preserve">20:00: Última cena en Ljubljana</w:t>
       </w:r>
     </w:p>
     <w:p>
@@ -712,7 +958,324 @@
           <w:rFonts w:ascii="Manrope" w:cs="Manrope" w:eastAsia="Manrope" w:hAnsi="Manrope"/>
           <w:rtl w:val="0"/>
         </w:rPr>
-        <w:t xml:space="preserve">Ruta Ljubljana–Bled: 50 minutos. Check-in en Bled Hostel. Primer día: bajada a pie a la orilla del lago, barca Pletna a la isla del lago (€15 EUR ida y vuelta), subida al Castillo al atardecer. Segundo día: Tour Vintgar Gorge de madrugada, tarde libre.</w:t>
+        <w:t xml:space="preserve">El lago que parece un render y resulta ser real. Bled tiene la isla, el castillo, las montañas de fondo y el agua a 24°C en julio. El primer día es de orientación y descubrimiento. El segundo madruga — la garganta de Vintgar antes de las 8am es una de esas experiencias que justifican por sí solas el viaje.</w:t>
+      </w:r>
+    </w:p>
+    <w:p>
+      <w:pPr>
+        <w:spacing w:after="240" w:before="240" w:lineRule="auto"/>
+        <w:rPr>
+          <w:rFonts w:ascii="Manrope" w:cs="Manrope" w:eastAsia="Manrope" w:hAnsi="Manrope"/>
+        </w:rPr>
+      </w:pPr>
+      <w:r>
+        <w:rPr>
+          <w:rFonts w:ascii="Manrope" w:cs="Manrope" w:eastAsia="Manrope" w:hAnsi="Manrope"/>
+          <w:rtl w:val="0"/>
+        </w:rPr>
+        <w:t xml:space="preserve">Día 3:</w:t>
+      </w:r>
+    </w:p>
+    <w:p>
+      <w:pPr>
+        <w:numPr>
+          <w:ilvl w:val="0"/>
+          <w:numId w:val="4"/>
+        </w:numPr>
+        <w:spacing w:after="0" w:afterAutospacing="0" w:before="240" w:lineRule="auto"/>
+        <w:ind w:left="720" w:hanging="360"/>
+        <w:rPr>
+          <w:rFonts w:ascii="Manrope" w:cs="Manrope" w:eastAsia="Manrope" w:hAnsi="Manrope"/>
+          <w:u w:val="none"/>
+        </w:rPr>
+      </w:pPr>
+      <w:r>
+        <w:rPr>
+          <w:rFonts w:ascii="Manrope" w:cs="Manrope" w:eastAsia="Manrope" w:hAnsi="Manrope"/>
+          <w:rtl w:val="0"/>
+        </w:rPr>
+        <w:t xml:space="preserve">08:30: Salida en carro hacia Bled (50 min)</w:t>
+      </w:r>
+    </w:p>
+    <w:p>
+      <w:pPr>
+        <w:numPr>
+          <w:ilvl w:val="0"/>
+          <w:numId w:val="4"/>
+        </w:numPr>
+        <w:spacing w:after="0" w:afterAutospacing="0" w:before="0" w:beforeAutospacing="0" w:lineRule="auto"/>
+        <w:ind w:left="720" w:hanging="360"/>
+        <w:rPr>
+          <w:rFonts w:ascii="Manrope" w:cs="Manrope" w:eastAsia="Manrope" w:hAnsi="Manrope"/>
+          <w:u w:val="none"/>
+        </w:rPr>
+      </w:pPr>
+      <w:r>
+        <w:rPr>
+          <w:rFonts w:ascii="Manrope" w:cs="Manrope" w:eastAsia="Manrope" w:hAnsi="Manrope"/>
+          <w:rtl w:val="0"/>
+        </w:rPr>
+        <w:t xml:space="preserve">09:30: Check-in en Bled Hostel (o deja las maletas si es muy temprano)</w:t>
+      </w:r>
+    </w:p>
+    <w:p>
+      <w:pPr>
+        <w:numPr>
+          <w:ilvl w:val="0"/>
+          <w:numId w:val="4"/>
+        </w:numPr>
+        <w:spacing w:after="0" w:afterAutospacing="0" w:before="0" w:beforeAutospacing="0" w:lineRule="auto"/>
+        <w:ind w:left="720" w:hanging="360"/>
+        <w:rPr>
+          <w:rFonts w:ascii="Manrope" w:cs="Manrope" w:eastAsia="Manrope" w:hAnsi="Manrope"/>
+          <w:u w:val="none"/>
+        </w:rPr>
+      </w:pPr>
+      <w:r>
+        <w:rPr>
+          <w:rFonts w:ascii="Manrope" w:cs="Manrope" w:eastAsia="Manrope" w:hAnsi="Manrope"/>
+          <w:rtl w:val="0"/>
+        </w:rPr>
+        <w:t xml:space="preserve">10:00: Bajada a pie a la orilla del lago — primera vista panorámica</w:t>
+      </w:r>
+    </w:p>
+    <w:p>
+      <w:pPr>
+        <w:numPr>
+          <w:ilvl w:val="0"/>
+          <w:numId w:val="4"/>
+        </w:numPr>
+        <w:spacing w:after="0" w:afterAutospacing="0" w:before="0" w:beforeAutospacing="0" w:lineRule="auto"/>
+        <w:ind w:left="720" w:hanging="360"/>
+        <w:rPr>
+          <w:rFonts w:ascii="Manrope" w:cs="Manrope" w:eastAsia="Manrope" w:hAnsi="Manrope"/>
+          <w:u w:val="none"/>
+        </w:rPr>
+      </w:pPr>
+      <w:r>
+        <w:rPr>
+          <w:rFonts w:ascii="Manrope" w:cs="Manrope" w:eastAsia="Manrope" w:hAnsi="Manrope"/>
+          <w:rtl w:val="0"/>
+        </w:rPr>
+        <w:t xml:space="preserve">11:30: Barca Pletna a la isla del lago (€15 EUR ida y vuelta, 20 min de travesía)</w:t>
+      </w:r>
+    </w:p>
+    <w:p>
+      <w:pPr>
+        <w:numPr>
+          <w:ilvl w:val="0"/>
+          <w:numId w:val="4"/>
+        </w:numPr>
+        <w:spacing w:after="0" w:afterAutospacing="0" w:before="0" w:beforeAutospacing="0" w:lineRule="auto"/>
+        <w:ind w:left="720" w:hanging="360"/>
+        <w:rPr>
+          <w:rFonts w:ascii="Manrope" w:cs="Manrope" w:eastAsia="Manrope" w:hAnsi="Manrope"/>
+          <w:u w:val="none"/>
+        </w:rPr>
+      </w:pPr>
+      <w:r>
+        <w:rPr>
+          <w:rFonts w:ascii="Manrope" w:cs="Manrope" w:eastAsia="Manrope" w:hAnsi="Manrope"/>
+          <w:rtl w:val="0"/>
+        </w:rPr>
+        <w:t xml:space="preserve">13:30: Almuerzo en el paseo marítimo</w:t>
+      </w:r>
+    </w:p>
+    <w:p>
+      <w:pPr>
+        <w:numPr>
+          <w:ilvl w:val="0"/>
+          <w:numId w:val="4"/>
+        </w:numPr>
+        <w:spacing w:after="0" w:afterAutospacing="0" w:before="0" w:beforeAutospacing="0" w:lineRule="auto"/>
+        <w:ind w:left="720" w:hanging="360"/>
+        <w:rPr>
+          <w:rFonts w:ascii="Manrope" w:cs="Manrope" w:eastAsia="Manrope" w:hAnsi="Manrope"/>
+          <w:u w:val="none"/>
+        </w:rPr>
+      </w:pPr>
+      <w:r>
+        <w:rPr>
+          <w:rFonts w:ascii="Manrope" w:cs="Manrope" w:eastAsia="Manrope" w:hAnsi="Manrope"/>
+          <w:rtl w:val="0"/>
+        </w:rPr>
+        <w:t xml:space="preserve">15:30: Subida al Castillo de Bled al atardecer (€13 EUR entrada)</w:t>
+      </w:r>
+    </w:p>
+    <w:p>
+      <w:pPr>
+        <w:numPr>
+          <w:ilvl w:val="0"/>
+          <w:numId w:val="4"/>
+        </w:numPr>
+        <w:spacing w:after="240" w:before="0" w:beforeAutospacing="0" w:lineRule="auto"/>
+        <w:ind w:left="720" w:hanging="360"/>
+        <w:rPr>
+          <w:rFonts w:ascii="Manrope" w:cs="Manrope" w:eastAsia="Manrope" w:hAnsi="Manrope"/>
+          <w:u w:val="none"/>
+        </w:rPr>
+      </w:pPr>
+      <w:r>
+        <w:rPr>
+          <w:rFonts w:ascii="Manrope" w:cs="Manrope" w:eastAsia="Manrope" w:hAnsi="Manrope"/>
+          <w:rtl w:val="0"/>
+        </w:rPr>
+        <w:t xml:space="preserve">19:30: Cena en el hostel o en un restaurante del pueblo</w:t>
+      </w:r>
+    </w:p>
+    <w:p>
+      <w:pPr>
+        <w:spacing w:after="240" w:before="240" w:lineRule="auto"/>
+        <w:ind w:left="0" w:firstLine="0"/>
+        <w:rPr>
+          <w:rFonts w:ascii="Manrope" w:cs="Manrope" w:eastAsia="Manrope" w:hAnsi="Manrope"/>
+        </w:rPr>
+      </w:pPr>
+      <w:r>
+        <w:rPr>
+          <w:rFonts w:ascii="Manrope" w:cs="Manrope" w:eastAsia="Manrope" w:hAnsi="Manrope"/>
+          <w:rtl w:val="0"/>
+        </w:rPr>
+        <w:t xml:space="preserve">Día 4:</w:t>
+      </w:r>
+    </w:p>
+    <w:p>
+      <w:pPr>
+        <w:numPr>
+          <w:ilvl w:val="0"/>
+          <w:numId w:val="1"/>
+        </w:numPr>
+        <w:spacing w:after="0" w:afterAutospacing="0" w:before="240" w:lineRule="auto"/>
+        <w:ind w:left="720" w:hanging="360"/>
+        <w:rPr>
+          <w:rFonts w:ascii="Manrope" w:cs="Manrope" w:eastAsia="Manrope" w:hAnsi="Manrope"/>
+          <w:u w:val="none"/>
+        </w:rPr>
+      </w:pPr>
+      <w:r>
+        <w:rPr>
+          <w:rFonts w:ascii="Manrope" w:cs="Manrope" w:eastAsia="Manrope" w:hAnsi="Manrope"/>
+          <w:rtl w:val="0"/>
+        </w:rPr>
+        <w:t xml:space="preserve">07:30: Tour Vintgar Gorge de madrugada — salida desde el hostel antes de las 8am</w:t>
+      </w:r>
+    </w:p>
+    <w:p>
+      <w:pPr>
+        <w:numPr>
+          <w:ilvl w:val="0"/>
+          <w:numId w:val="1"/>
+        </w:numPr>
+        <w:spacing w:after="0" w:afterAutospacing="0" w:before="0" w:beforeAutospacing="0" w:lineRule="auto"/>
+        <w:ind w:left="720" w:hanging="360"/>
+        <w:rPr>
+          <w:rFonts w:ascii="Manrope" w:cs="Manrope" w:eastAsia="Manrope" w:hAnsi="Manrope"/>
+          <w:u w:val="none"/>
+        </w:rPr>
+      </w:pPr>
+      <w:r>
+        <w:rPr>
+          <w:rFonts w:ascii="Manrope" w:cs="Manrope" w:eastAsia="Manrope" w:hAnsi="Manrope"/>
+          <w:rtl w:val="0"/>
+        </w:rPr>
+        <w:t xml:space="preserve">11:30: Regreso al lago</w:t>
+      </w:r>
+    </w:p>
+    <w:p>
+      <w:pPr>
+        <w:numPr>
+          <w:ilvl w:val="0"/>
+          <w:numId w:val="1"/>
+        </w:numPr>
+        <w:spacing w:after="0" w:afterAutospacing="0" w:before="0" w:beforeAutospacing="0" w:lineRule="auto"/>
+        <w:ind w:left="720" w:hanging="360"/>
+        <w:rPr>
+          <w:rFonts w:ascii="Manrope" w:cs="Manrope" w:eastAsia="Manrope" w:hAnsi="Manrope"/>
+          <w:u w:val="none"/>
+        </w:rPr>
+      </w:pPr>
+      <w:r>
+        <w:rPr>
+          <w:rFonts w:ascii="Manrope" w:cs="Manrope" w:eastAsia="Manrope" w:hAnsi="Manrope"/>
+          <w:rtl w:val="0"/>
+        </w:rPr>
+        <w:t xml:space="preserve">13:00: Almuerzo libre</w:t>
+      </w:r>
+    </w:p>
+    <w:p>
+      <w:pPr>
+        <w:numPr>
+          <w:ilvl w:val="0"/>
+          <w:numId w:val="1"/>
+        </w:numPr>
+        <w:spacing w:after="0" w:afterAutospacing="0" w:before="0" w:beforeAutospacing="0" w:lineRule="auto"/>
+        <w:ind w:left="720" w:hanging="360"/>
+        <w:rPr>
+          <w:rFonts w:ascii="Manrope" w:cs="Manrope" w:eastAsia="Manrope" w:hAnsi="Manrope"/>
+          <w:u w:val="none"/>
+        </w:rPr>
+      </w:pPr>
+      <w:r>
+        <w:rPr>
+          <w:rFonts w:ascii="Manrope" w:cs="Manrope" w:eastAsia="Manrope" w:hAnsi="Manrope"/>
+          <w:rtl w:val="0"/>
+        </w:rPr>
+        <w:t xml:space="preserve">14:30: Lago Bohinj de día: drive de 30 min, paseo por la orilla del lago más tranquilo de Eslovenia</w:t>
+      </w:r>
+    </w:p>
+    <w:p>
+      <w:pPr>
+        <w:numPr>
+          <w:ilvl w:val="0"/>
+          <w:numId w:val="1"/>
+        </w:numPr>
+        <w:spacing w:after="0" w:afterAutospacing="0" w:before="0" w:beforeAutospacing="0" w:lineRule="auto"/>
+        <w:ind w:left="720" w:hanging="360"/>
+        <w:rPr>
+          <w:rFonts w:ascii="Manrope" w:cs="Manrope" w:eastAsia="Manrope" w:hAnsi="Manrope"/>
+          <w:u w:val="none"/>
+        </w:rPr>
+      </w:pPr>
+      <w:r>
+        <w:rPr>
+          <w:rFonts w:ascii="Manrope" w:cs="Manrope" w:eastAsia="Manrope" w:hAnsi="Manrope"/>
+          <w:rtl w:val="0"/>
+        </w:rPr>
+        <w:t xml:space="preserve">17:00: Cascada Savica (2 horas ida y vuelta desde el aparcamiento de Bohinj)</w:t>
+      </w:r>
+    </w:p>
+    <w:p>
+      <w:pPr>
+        <w:numPr>
+          <w:ilvl w:val="0"/>
+          <w:numId w:val="1"/>
+        </w:numPr>
+        <w:spacing w:after="240" w:before="0" w:beforeAutospacing="0" w:lineRule="auto"/>
+        <w:ind w:left="720" w:hanging="360"/>
+        <w:rPr>
+          <w:rFonts w:ascii="Manrope" w:cs="Manrope" w:eastAsia="Manrope" w:hAnsi="Manrope"/>
+          <w:u w:val="none"/>
+        </w:rPr>
+      </w:pPr>
+      <w:r>
+        <w:rPr>
+          <w:rFonts w:ascii="Manrope" w:cs="Manrope" w:eastAsia="Manrope" w:hAnsi="Manrope"/>
+          <w:rtl w:val="0"/>
+        </w:rPr>
+        <w:t xml:space="preserve">20:00: Regreso a Bled para cenar</w:t>
+      </w:r>
+    </w:p>
+    <w:p>
+      <w:pPr>
+        <w:spacing w:after="240" w:before="240" w:lineRule="auto"/>
+        <w:rPr>
+          <w:rFonts w:ascii="Manrope" w:cs="Manrope" w:eastAsia="Manrope" w:hAnsi="Manrope"/>
+        </w:rPr>
+      </w:pPr>
+      <w:r>
+        <w:rPr>
+          <w:rtl w:val="0"/>
+        </w:rPr>
       </w:r>
     </w:p>
     <w:p>
@@ -737,7 +1300,146 @@
           <w:rFonts w:ascii="Manrope" w:cs="Manrope" w:eastAsia="Manrope" w:hAnsi="Manrope"/>
           <w:rtl w:val="0"/>
         </w:rPr>
-        <w:t xml:space="preserve">Ruta de 30 minutos desde Bled. El lago Bohinj es el hermano mayor y más tranquilo de Bled: sin barcos de turistas, con agua igualmente esmeralda y el sendero a la cascada Savica (2 horas ida y vuelta). Almuerzo en el muelle de Ribčev Laz. Regreso a Bled para la noche.</w:t>
+        <w:t xml:space="preserve">A 30 minutos de Bled existe un lago más grande, más tranquilo y sin barcos de turistas. El Bohinj es lo que Bled sería si nadie lo hubiera descubierto todavía. La cascada Savica al fondo del sendero cierra el día con el argumento de que Eslovenia tiene más naturaleza por kilómetro cuadrado que cualquier otro país de los Alpes.</w:t>
+      </w:r>
+    </w:p>
+    <w:p>
+      <w:pPr>
+        <w:numPr>
+          <w:ilvl w:val="0"/>
+          <w:numId w:val="2"/>
+        </w:numPr>
+        <w:spacing w:after="0" w:afterAutospacing="0" w:before="240" w:lineRule="auto"/>
+        <w:ind w:left="720" w:hanging="360"/>
+        <w:rPr>
+          <w:rFonts w:ascii="Manrope" w:cs="Manrope" w:eastAsia="Manrope" w:hAnsi="Manrope"/>
+          <w:u w:val="none"/>
+        </w:rPr>
+      </w:pPr>
+      <w:r>
+        <w:rPr>
+          <w:rFonts w:ascii="Manrope" w:cs="Manrope" w:eastAsia="Manrope" w:hAnsi="Manrope"/>
+          <w:rtl w:val="0"/>
+        </w:rPr>
+        <w:t xml:space="preserve">09:00: Salida en carro hacia Bohinj (30 min desde Bled)</w:t>
+      </w:r>
+    </w:p>
+    <w:p>
+      <w:pPr>
+        <w:numPr>
+          <w:ilvl w:val="0"/>
+          <w:numId w:val="2"/>
+        </w:numPr>
+        <w:spacing w:after="0" w:afterAutospacing="0" w:before="0" w:beforeAutospacing="0" w:lineRule="auto"/>
+        <w:ind w:left="720" w:hanging="360"/>
+        <w:rPr>
+          <w:rFonts w:ascii="Manrope" w:cs="Manrope" w:eastAsia="Manrope" w:hAnsi="Manrope"/>
+          <w:u w:val="none"/>
+        </w:rPr>
+      </w:pPr>
+      <w:r>
+        <w:rPr>
+          <w:rFonts w:ascii="Manrope" w:cs="Manrope" w:eastAsia="Manrope" w:hAnsi="Manrope"/>
+          <w:rtl w:val="0"/>
+        </w:rPr>
+        <w:t xml:space="preserve">09:30: Paseo por la orilla del lago Bohinj — sin barcos de turistas, agua igualmente esmeralda</w:t>
+      </w:r>
+    </w:p>
+    <w:p>
+      <w:pPr>
+        <w:numPr>
+          <w:ilvl w:val="0"/>
+          <w:numId w:val="2"/>
+        </w:numPr>
+        <w:spacing w:after="0" w:afterAutospacing="0" w:before="0" w:beforeAutospacing="0" w:lineRule="auto"/>
+        <w:ind w:left="720" w:hanging="360"/>
+        <w:rPr>
+          <w:rFonts w:ascii="Manrope" w:cs="Manrope" w:eastAsia="Manrope" w:hAnsi="Manrope"/>
+          <w:u w:val="none"/>
+        </w:rPr>
+      </w:pPr>
+      <w:r>
+        <w:rPr>
+          <w:rFonts w:ascii="Manrope" w:cs="Manrope" w:eastAsia="Manrope" w:hAnsi="Manrope"/>
+          <w:rtl w:val="0"/>
+        </w:rPr>
+        <w:t xml:space="preserve">11:00: Sendero a la cascada Savica (2 horas ida y vuelta)</w:t>
+      </w:r>
+    </w:p>
+    <w:p>
+      <w:pPr>
+        <w:numPr>
+          <w:ilvl w:val="0"/>
+          <w:numId w:val="2"/>
+        </w:numPr>
+        <w:spacing w:after="0" w:afterAutospacing="0" w:before="0" w:beforeAutospacing="0" w:lineRule="auto"/>
+        <w:ind w:left="720" w:hanging="360"/>
+        <w:rPr>
+          <w:rFonts w:ascii="Manrope" w:cs="Manrope" w:eastAsia="Manrope" w:hAnsi="Manrope"/>
+          <w:u w:val="none"/>
+        </w:rPr>
+      </w:pPr>
+      <w:r>
+        <w:rPr>
+          <w:rFonts w:ascii="Manrope" w:cs="Manrope" w:eastAsia="Manrope" w:hAnsi="Manrope"/>
+          <w:rtl w:val="0"/>
+        </w:rPr>
+        <w:t xml:space="preserve">13:30: Almuerzo en el muelle de Ribčev Laz</w:t>
+      </w:r>
+    </w:p>
+    <w:p>
+      <w:pPr>
+        <w:numPr>
+          <w:ilvl w:val="0"/>
+          <w:numId w:val="2"/>
+        </w:numPr>
+        <w:spacing w:after="0" w:afterAutospacing="0" w:before="0" w:beforeAutospacing="0" w:lineRule="auto"/>
+        <w:ind w:left="720" w:hanging="360"/>
+        <w:rPr>
+          <w:rFonts w:ascii="Manrope" w:cs="Manrope" w:eastAsia="Manrope" w:hAnsi="Manrope"/>
+          <w:u w:val="none"/>
+        </w:rPr>
+      </w:pPr>
+      <w:r>
+        <w:rPr>
+          <w:rFonts w:ascii="Manrope" w:cs="Manrope" w:eastAsia="Manrope" w:hAnsi="Manrope"/>
+          <w:rtl w:val="0"/>
+        </w:rPr>
+        <w:t xml:space="preserve">16:00: Regreso a Bled para recoger el equipaje</w:t>
+      </w:r>
+    </w:p>
+    <w:p>
+      <w:pPr>
+        <w:numPr>
+          <w:ilvl w:val="0"/>
+          <w:numId w:val="2"/>
+        </w:numPr>
+        <w:spacing w:after="240" w:before="0" w:beforeAutospacing="0" w:lineRule="auto"/>
+        <w:ind w:left="720" w:hanging="360"/>
+        <w:rPr>
+          <w:rFonts w:ascii="Manrope" w:cs="Manrope" w:eastAsia="Manrope" w:hAnsi="Manrope"/>
+          <w:u w:val="none"/>
+        </w:rPr>
+      </w:pPr>
+      <w:r>
+        <w:rPr>
+          <w:rFonts w:ascii="Manrope" w:cs="Manrope" w:eastAsia="Manrope" w:hAnsi="Manrope"/>
+          <w:rtl w:val="0"/>
+        </w:rPr>
+        <w:t xml:space="preserve">18:00: Opcional: baño en el lago antes de continuar o pasar la noche en Bled</w:t>
+      </w:r>
+    </w:p>
+    <w:p>
+      <w:pPr>
+        <w:spacing w:after="240" w:before="240" w:lineRule="auto"/>
+        <w:rPr>
+          <w:rFonts w:ascii="Manrope" w:cs="Manrope" w:eastAsia="Manrope" w:hAnsi="Manrope"/>
+        </w:rPr>
+      </w:pPr>
+      <w:r>
+        <w:rPr>
+          <w:rtl w:val="0"/>
+        </w:rPr>
       </w:r>
     </w:p>
     <w:p>
@@ -762,7 +1464,270 @@
           <w:rFonts w:ascii="Manrope" w:cs="Manrope" w:eastAsia="Manrope" w:hAnsi="Manrope"/>
           <w:rtl w:val="0"/>
         </w:rPr>
-        <w:t xml:space="preserve">Ruta Bled–Bovec por el Puerto de Vrsic (la carretera de montaña más espectacular de los Alpes Julianos): 1.5 horas. Check-in en Hostel Korita. Primer día: Rafting en el Soča. Segundo día: Senderismo libre a las pozas esmeraldas del Soča (acceso libre, 30 minutos desde el hostel) y kayak de alquiler por libre.</w:t>
+        <w:t xml:space="preserve">El río más verde del planeta baja de los Alpes Julianos con agua glaciar a 10°C y un color que los fotógrafos ajustan en post-producción y que aquí es simplemente el color del agua. Bovec es el pueblo base del Valle del Soča: sin pretensiones, con rafting serio y el hostel con mejor terraza del roadtrip.</w:t>
+      </w:r>
+    </w:p>
+    <w:p>
+      <w:pPr>
+        <w:spacing w:after="240" w:before="240" w:lineRule="auto"/>
+        <w:rPr>
+          <w:rFonts w:ascii="Manrope" w:cs="Manrope" w:eastAsia="Manrope" w:hAnsi="Manrope"/>
+        </w:rPr>
+      </w:pPr>
+      <w:r>
+        <w:rPr>
+          <w:rFonts w:ascii="Manrope" w:cs="Manrope" w:eastAsia="Manrope" w:hAnsi="Manrope"/>
+          <w:rtl w:val="0"/>
+        </w:rPr>
+        <w:t xml:space="preserve">Día 6:</w:t>
+      </w:r>
+    </w:p>
+    <w:p>
+      <w:pPr>
+        <w:numPr>
+          <w:ilvl w:val="0"/>
+          <w:numId w:val="9"/>
+        </w:numPr>
+        <w:spacing w:after="0" w:afterAutospacing="0" w:before="240" w:lineRule="auto"/>
+        <w:ind w:left="720" w:hanging="360"/>
+        <w:rPr>
+          <w:rFonts w:ascii="Manrope" w:cs="Manrope" w:eastAsia="Manrope" w:hAnsi="Manrope"/>
+        </w:rPr>
+      </w:pPr>
+      <w:r>
+        <w:rPr>
+          <w:rFonts w:ascii="Manrope" w:cs="Manrope" w:eastAsia="Manrope" w:hAnsi="Manrope"/>
+          <w:rtl w:val="0"/>
+        </w:rPr>
+        <w:t xml:space="preserve">08:30: Salida hacia Bovec por el Puerto de Vrsic (1.5 horas — la carretera más espectacular de los Alpes Julianos)</w:t>
+      </w:r>
+    </w:p>
+    <w:p>
+      <w:pPr>
+        <w:numPr>
+          <w:ilvl w:val="0"/>
+          <w:numId w:val="9"/>
+        </w:numPr>
+        <w:spacing w:after="0" w:afterAutospacing="0" w:before="0" w:beforeAutospacing="0" w:lineRule="auto"/>
+        <w:ind w:left="720" w:hanging="360"/>
+        <w:rPr>
+          <w:rFonts w:ascii="Manrope" w:cs="Manrope" w:eastAsia="Manrope" w:hAnsi="Manrope"/>
+        </w:rPr>
+      </w:pPr>
+      <w:r>
+        <w:rPr>
+          <w:rFonts w:ascii="Manrope" w:cs="Manrope" w:eastAsia="Manrope" w:hAnsi="Manrope"/>
+          <w:rtl w:val="0"/>
+        </w:rPr>
+        <w:t xml:space="preserve">10:30: Parada en el mirador del Puerto de Vrsic (1,611 metros)</w:t>
+      </w:r>
+    </w:p>
+    <w:p>
+      <w:pPr>
+        <w:numPr>
+          <w:ilvl w:val="0"/>
+          <w:numId w:val="9"/>
+        </w:numPr>
+        <w:spacing w:after="0" w:afterAutospacing="0" w:before="0" w:beforeAutospacing="0" w:lineRule="auto"/>
+        <w:ind w:left="720" w:hanging="360"/>
+        <w:rPr>
+          <w:rFonts w:ascii="Manrope" w:cs="Manrope" w:eastAsia="Manrope" w:hAnsi="Manrope"/>
+        </w:rPr>
+      </w:pPr>
+      <w:r>
+        <w:rPr>
+          <w:rFonts w:ascii="Manrope" w:cs="Manrope" w:eastAsia="Manrope" w:hAnsi="Manrope"/>
+          <w:rtl w:val="0"/>
+        </w:rPr>
+        <w:t xml:space="preserve">11:30: Llegada a Bovec. Check-in en Camp Korita</w:t>
+      </w:r>
+    </w:p>
+    <w:p>
+      <w:pPr>
+        <w:numPr>
+          <w:ilvl w:val="0"/>
+          <w:numId w:val="9"/>
+        </w:numPr>
+        <w:spacing w:after="0" w:afterAutospacing="0" w:before="0" w:beforeAutospacing="0" w:lineRule="auto"/>
+        <w:ind w:left="720" w:hanging="360"/>
+        <w:rPr>
+          <w:rFonts w:ascii="Manrope" w:cs="Manrope" w:eastAsia="Manrope" w:hAnsi="Manrope"/>
+        </w:rPr>
+      </w:pPr>
+      <w:r>
+        <w:rPr>
+          <w:rFonts w:ascii="Manrope" w:cs="Manrope" w:eastAsia="Manrope" w:hAnsi="Manrope"/>
+          <w:rtl w:val="0"/>
+        </w:rPr>
+        <w:t xml:space="preserve">13:00 → Almuerzo en el hostel</w:t>
+      </w:r>
+    </w:p>
+    <w:p>
+      <w:pPr>
+        <w:numPr>
+          <w:ilvl w:val="0"/>
+          <w:numId w:val="9"/>
+        </w:numPr>
+        <w:spacing w:after="0" w:afterAutospacing="0" w:before="0" w:beforeAutospacing="0" w:lineRule="auto"/>
+        <w:ind w:left="720" w:hanging="360"/>
+        <w:rPr>
+          <w:rFonts w:ascii="Manrope" w:cs="Manrope" w:eastAsia="Manrope" w:hAnsi="Manrope"/>
+        </w:rPr>
+      </w:pPr>
+      <w:r>
+        <w:rPr>
+          <w:rFonts w:ascii="Manrope" w:cs="Manrope" w:eastAsia="Manrope" w:hAnsi="Manrope"/>
+          <w:rtl w:val="0"/>
+        </w:rPr>
+        <w:t xml:space="preserve">15:00: Rafting en el Soča (2–3 horas con guía — reservar con antelación)</w:t>
+      </w:r>
+    </w:p>
+    <w:p>
+      <w:pPr>
+        <w:numPr>
+          <w:ilvl w:val="0"/>
+          <w:numId w:val="9"/>
+        </w:numPr>
+        <w:spacing w:after="240" w:before="0" w:beforeAutospacing="0" w:lineRule="auto"/>
+        <w:ind w:left="720" w:hanging="360"/>
+        <w:rPr>
+          <w:rFonts w:ascii="Manrope" w:cs="Manrope" w:eastAsia="Manrope" w:hAnsi="Manrope"/>
+        </w:rPr>
+      </w:pPr>
+      <w:r>
+        <w:rPr>
+          <w:rFonts w:ascii="Manrope" w:cs="Manrope" w:eastAsia="Manrope" w:hAnsi="Manrope"/>
+          <w:rtl w:val="0"/>
+        </w:rPr>
+        <w:t xml:space="preserve">19:00: Regreso al hostel. Cena comunitaria o en el bar del Camp</w:t>
+      </w:r>
+    </w:p>
+    <w:p>
+      <w:pPr>
+        <w:spacing w:after="240" w:before="240" w:lineRule="auto"/>
+        <w:rPr>
+          <w:rFonts w:ascii="Manrope" w:cs="Manrope" w:eastAsia="Manrope" w:hAnsi="Manrope"/>
+        </w:rPr>
+      </w:pPr>
+      <w:r>
+        <w:rPr>
+          <w:rFonts w:ascii="Manrope" w:cs="Manrope" w:eastAsia="Manrope" w:hAnsi="Manrope"/>
+          <w:rtl w:val="0"/>
+        </w:rPr>
+        <w:t xml:space="preserve">Día 7:</w:t>
+      </w:r>
+    </w:p>
+    <w:p>
+      <w:pPr>
+        <w:numPr>
+          <w:ilvl w:val="0"/>
+          <w:numId w:val="6"/>
+        </w:numPr>
+        <w:spacing w:after="0" w:afterAutospacing="0" w:before="240" w:lineRule="auto"/>
+        <w:ind w:left="720" w:hanging="360"/>
+        <w:rPr>
+          <w:rFonts w:ascii="Manrope" w:cs="Manrope" w:eastAsia="Manrope" w:hAnsi="Manrope"/>
+        </w:rPr>
+      </w:pPr>
+      <w:r>
+        <w:rPr>
+          <w:rFonts w:ascii="Manrope" w:cs="Manrope" w:eastAsia="Manrope" w:hAnsi="Manrope"/>
+          <w:rtl w:val="0"/>
+        </w:rPr>
+        <w:t xml:space="preserve">09:00: Desayuno en el hostel</w:t>
+      </w:r>
+    </w:p>
+    <w:p>
+      <w:pPr>
+        <w:numPr>
+          <w:ilvl w:val="0"/>
+          <w:numId w:val="6"/>
+        </w:numPr>
+        <w:spacing w:after="0" w:afterAutospacing="0" w:before="0" w:beforeAutospacing="0" w:lineRule="auto"/>
+        <w:ind w:left="720" w:hanging="360"/>
+        <w:rPr>
+          <w:rFonts w:ascii="Manrope" w:cs="Manrope" w:eastAsia="Manrope" w:hAnsi="Manrope"/>
+        </w:rPr>
+      </w:pPr>
+      <w:r>
+        <w:rPr>
+          <w:rFonts w:ascii="Manrope" w:cs="Manrope" w:eastAsia="Manrope" w:hAnsi="Manrope"/>
+          <w:rtl w:val="0"/>
+        </w:rPr>
+        <w:t xml:space="preserve">10:00: Senderismo libre a las pozas esmeraldas del Soča (30 min desde el hostel, acceso libre)</w:t>
+      </w:r>
+    </w:p>
+    <w:p>
+      <w:pPr>
+        <w:numPr>
+          <w:ilvl w:val="0"/>
+          <w:numId w:val="6"/>
+        </w:numPr>
+        <w:spacing w:after="0" w:afterAutospacing="0" w:before="0" w:beforeAutospacing="0" w:lineRule="auto"/>
+        <w:ind w:left="720" w:hanging="360"/>
+        <w:rPr>
+          <w:rFonts w:ascii="Manrope" w:cs="Manrope" w:eastAsia="Manrope" w:hAnsi="Manrope"/>
+        </w:rPr>
+      </w:pPr>
+      <w:r>
+        <w:rPr>
+          <w:rFonts w:ascii="Manrope" w:cs="Manrope" w:eastAsia="Manrope" w:hAnsi="Manrope"/>
+          <w:rtl w:val="0"/>
+        </w:rPr>
+        <w:t xml:space="preserve">13:00: Almuerzo en Bovec pueblo</w:t>
+      </w:r>
+    </w:p>
+    <w:p>
+      <w:pPr>
+        <w:numPr>
+          <w:ilvl w:val="0"/>
+          <w:numId w:val="6"/>
+        </w:numPr>
+        <w:spacing w:after="0" w:afterAutospacing="0" w:before="0" w:beforeAutospacing="0" w:lineRule="auto"/>
+        <w:ind w:left="720" w:hanging="360"/>
+        <w:rPr>
+          <w:rFonts w:ascii="Manrope" w:cs="Manrope" w:eastAsia="Manrope" w:hAnsi="Manrope"/>
+        </w:rPr>
+      </w:pPr>
+      <w:r>
+        <w:rPr>
+          <w:rFonts w:ascii="Manrope" w:cs="Manrope" w:eastAsia="Manrope" w:hAnsi="Manrope"/>
+          <w:rtl w:val="0"/>
+        </w:rPr>
+        <w:t xml:space="preserve">15:00: Kayak de alquiler por libre en el Soča (€20–30 EUR/hora)</w:t>
+      </w:r>
+    </w:p>
+    <w:p>
+      <w:pPr>
+        <w:numPr>
+          <w:ilvl w:val="0"/>
+          <w:numId w:val="6"/>
+        </w:numPr>
+        <w:spacing w:after="240" w:before="0" w:beforeAutospacing="0" w:lineRule="auto"/>
+        <w:ind w:left="720" w:hanging="360"/>
+        <w:rPr>
+          <w:rFonts w:ascii="Manrope" w:cs="Manrope" w:eastAsia="Manrope" w:hAnsi="Manrope"/>
+        </w:rPr>
+      </w:pPr>
+      <w:r>
+        <w:rPr>
+          <w:rFonts w:ascii="Manrope" w:cs="Manrope" w:eastAsia="Manrope" w:hAnsi="Manrope"/>
+          <w:rtl w:val="0"/>
+        </w:rPr>
+        <w:t xml:space="preserve">19:00: Cena en Bovec</w:t>
+      </w:r>
+    </w:p>
+    <w:p>
+      <w:pPr>
+        <w:spacing w:after="240" w:before="240" w:lineRule="auto"/>
+        <w:rPr>
+          <w:rFonts w:ascii="Manrope" w:cs="Manrope" w:eastAsia="Manrope" w:hAnsi="Manrope"/>
+        </w:rPr>
+      </w:pPr>
+      <w:r>
+        <w:rPr>
+          <w:rtl w:val="0"/>
+        </w:rPr>
       </w:r>
     </w:p>
     <w:p>
@@ -787,7 +1752,282 @@
           <w:rFonts w:ascii="Manrope" w:cs="Manrope" w:eastAsia="Manrope" w:hAnsi="Manrope"/>
           <w:rtl w:val="0"/>
         </w:rPr>
-        <w:t xml:space="preserve">Ruta Bovec–Piran: 1.5 horas. Piran es el único pueblo medieval sobre el Adriático que no ha sido masificado — 35,000 habitantes, calles de 80 cm de ancho y vistas a Italia en días despejados. Hostal en el centro histórico. Baño en el Mar Adriático (temperatura de 25°C en julio). El segundo día: paseo por la salina de Sečovlje — la única salina activa de Eslovenia, Patrimonio de la UNESCO.</w:t>
+        <w:t xml:space="preserve">Eslovenia tiene solo 47 kilómetros de costa adriática. Piran concentra lo mejor de esos kilómetros en un pueblo medieval de calles de 80 centímetros de ancho con vistas a Italia en días despejados. El segundo día en las salinas de Sečovlje demuestra que "lo que nadie va a ver" es frecuentemente lo más memorable.</w:t>
+      </w:r>
+    </w:p>
+    <w:p>
+      <w:pPr>
+        <w:spacing w:after="240" w:before="240" w:lineRule="auto"/>
+        <w:rPr>
+          <w:rFonts w:ascii="Manrope" w:cs="Manrope" w:eastAsia="Manrope" w:hAnsi="Manrope"/>
+        </w:rPr>
+      </w:pPr>
+      <w:r>
+        <w:rPr>
+          <w:rFonts w:ascii="Manrope" w:cs="Manrope" w:eastAsia="Manrope" w:hAnsi="Manrope"/>
+          <w:rtl w:val="0"/>
+        </w:rPr>
+        <w:t xml:space="preserve">Día 8:</w:t>
+      </w:r>
+    </w:p>
+    <w:p>
+      <w:pPr>
+        <w:numPr>
+          <w:ilvl w:val="0"/>
+          <w:numId w:val="5"/>
+        </w:numPr>
+        <w:spacing w:after="0" w:afterAutospacing="0" w:before="240" w:lineRule="auto"/>
+        <w:ind w:left="720" w:hanging="360"/>
+        <w:rPr>
+          <w:rFonts w:ascii="Manrope" w:cs="Manrope" w:eastAsia="Manrope" w:hAnsi="Manrope"/>
+        </w:rPr>
+      </w:pPr>
+      <w:r>
+        <w:rPr>
+          <w:rFonts w:ascii="Manrope" w:cs="Manrope" w:eastAsia="Manrope" w:hAnsi="Manrope"/>
+          <w:rtl w:val="0"/>
+        </w:rPr>
+        <w:t xml:space="preserve">09:00:  Salida hacia Piran (1.5 horas desde Bovec)</w:t>
+      </w:r>
+    </w:p>
+    <w:p>
+      <w:pPr>
+        <w:numPr>
+          <w:ilvl w:val="0"/>
+          <w:numId w:val="5"/>
+        </w:numPr>
+        <w:spacing w:after="0" w:afterAutospacing="0" w:before="0" w:beforeAutospacing="0" w:lineRule="auto"/>
+        <w:ind w:left="720" w:hanging="360"/>
+        <w:rPr>
+          <w:rFonts w:ascii="Manrope" w:cs="Manrope" w:eastAsia="Manrope" w:hAnsi="Manrope"/>
+        </w:rPr>
+      </w:pPr>
+      <w:r>
+        <w:rPr>
+          <w:rFonts w:ascii="Manrope" w:cs="Manrope" w:eastAsia="Manrope" w:hAnsi="Manrope"/>
+          <w:rtl w:val="0"/>
+        </w:rPr>
+        <w:t xml:space="preserve">11:00: Llegada a Piran. Aparcamiento en el parking exterior (los coches no entran al centro histórico)</w:t>
+      </w:r>
+    </w:p>
+    <w:p>
+      <w:pPr>
+        <w:numPr>
+          <w:ilvl w:val="0"/>
+          <w:numId w:val="5"/>
+        </w:numPr>
+        <w:spacing w:after="0" w:afterAutospacing="0" w:before="0" w:beforeAutospacing="0" w:lineRule="auto"/>
+        <w:ind w:left="720" w:hanging="360"/>
+        <w:rPr>
+          <w:rFonts w:ascii="Manrope" w:cs="Manrope" w:eastAsia="Manrope" w:hAnsi="Manrope"/>
+        </w:rPr>
+      </w:pPr>
+      <w:r>
+        <w:rPr>
+          <w:rFonts w:ascii="Manrope" w:cs="Manrope" w:eastAsia="Manrope" w:hAnsi="Manrope"/>
+          <w:rtl w:val="0"/>
+        </w:rPr>
+        <w:t xml:space="preserve">11:30: Check-in en hostal del centro histórico</w:t>
+      </w:r>
+    </w:p>
+    <w:p>
+      <w:pPr>
+        <w:numPr>
+          <w:ilvl w:val="0"/>
+          <w:numId w:val="5"/>
+        </w:numPr>
+        <w:spacing w:after="0" w:afterAutospacing="0" w:before="0" w:beforeAutospacing="0" w:lineRule="auto"/>
+        <w:ind w:left="720" w:hanging="360"/>
+        <w:rPr>
+          <w:rFonts w:ascii="Manrope" w:cs="Manrope" w:eastAsia="Manrope" w:hAnsi="Manrope"/>
+        </w:rPr>
+      </w:pPr>
+      <w:r>
+        <w:rPr>
+          <w:rFonts w:ascii="Manrope" w:cs="Manrope" w:eastAsia="Manrope" w:hAnsi="Manrope"/>
+          <w:rtl w:val="0"/>
+        </w:rPr>
+        <w:t xml:space="preserve">13:00: Almuerzo en la Plaza Tartini frente al mar</w:t>
+      </w:r>
+    </w:p>
+    <w:p>
+      <w:pPr>
+        <w:numPr>
+          <w:ilvl w:val="0"/>
+          <w:numId w:val="5"/>
+        </w:numPr>
+        <w:spacing w:after="0" w:afterAutospacing="0" w:before="0" w:beforeAutospacing="0" w:lineRule="auto"/>
+        <w:ind w:left="720" w:hanging="360"/>
+        <w:rPr>
+          <w:rFonts w:ascii="Manrope" w:cs="Manrope" w:eastAsia="Manrope" w:hAnsi="Manrope"/>
+        </w:rPr>
+      </w:pPr>
+      <w:r>
+        <w:rPr>
+          <w:rFonts w:ascii="Manrope" w:cs="Manrope" w:eastAsia="Manrope" w:hAnsi="Manrope"/>
+          <w:rtl w:val="0"/>
+        </w:rPr>
+        <w:t xml:space="preserve">15:00: Primer baño en el Mar Adriático (25°C en julio)</w:t>
+      </w:r>
+    </w:p>
+    <w:p>
+      <w:pPr>
+        <w:numPr>
+          <w:ilvl w:val="0"/>
+          <w:numId w:val="5"/>
+        </w:numPr>
+        <w:spacing w:after="0" w:afterAutospacing="0" w:before="0" w:beforeAutospacing="0" w:lineRule="auto"/>
+        <w:ind w:left="720" w:hanging="360"/>
+        <w:rPr>
+          <w:rFonts w:ascii="Manrope" w:cs="Manrope" w:eastAsia="Manrope" w:hAnsi="Manrope"/>
+        </w:rPr>
+      </w:pPr>
+      <w:r>
+        <w:rPr>
+          <w:rFonts w:ascii="Manrope" w:cs="Manrope" w:eastAsia="Manrope" w:hAnsi="Manrope"/>
+          <w:rtl w:val="0"/>
+        </w:rPr>
+        <w:t xml:space="preserve">17:30: Paseo por las murallas medievales de Piran con vistas a Italia en días despejados</w:t>
+      </w:r>
+    </w:p>
+    <w:p>
+      <w:pPr>
+        <w:numPr>
+          <w:ilvl w:val="0"/>
+          <w:numId w:val="5"/>
+        </w:numPr>
+        <w:spacing w:after="240" w:before="0" w:beforeAutospacing="0" w:lineRule="auto"/>
+        <w:ind w:left="720" w:hanging="360"/>
+        <w:rPr>
+          <w:rFonts w:ascii="Manrope" w:cs="Manrope" w:eastAsia="Manrope" w:hAnsi="Manrope"/>
+        </w:rPr>
+      </w:pPr>
+      <w:r>
+        <w:rPr>
+          <w:rFonts w:ascii="Manrope" w:cs="Manrope" w:eastAsia="Manrope" w:hAnsi="Manrope"/>
+          <w:rtl w:val="0"/>
+        </w:rPr>
+        <w:t xml:space="preserve">20:00: Cena de pescado fresco en el puerto</w:t>
+      </w:r>
+    </w:p>
+    <w:p>
+      <w:pPr>
+        <w:spacing w:after="240" w:before="240" w:lineRule="auto"/>
+        <w:rPr>
+          <w:rFonts w:ascii="Manrope" w:cs="Manrope" w:eastAsia="Manrope" w:hAnsi="Manrope"/>
+        </w:rPr>
+      </w:pPr>
+      <w:r>
+        <w:rPr>
+          <w:rFonts w:ascii="Manrope" w:cs="Manrope" w:eastAsia="Manrope" w:hAnsi="Manrope"/>
+          <w:rtl w:val="0"/>
+        </w:rPr>
+        <w:t xml:space="preserve">Día 9:</w:t>
+      </w:r>
+    </w:p>
+    <w:p>
+      <w:pPr>
+        <w:numPr>
+          <w:ilvl w:val="0"/>
+          <w:numId w:val="10"/>
+        </w:numPr>
+        <w:spacing w:after="0" w:afterAutospacing="0" w:before="240" w:lineRule="auto"/>
+        <w:ind w:left="720" w:hanging="360"/>
+        <w:rPr>
+          <w:rFonts w:ascii="Manrope" w:cs="Manrope" w:eastAsia="Manrope" w:hAnsi="Manrope"/>
+        </w:rPr>
+      </w:pPr>
+      <w:r>
+        <w:rPr>
+          <w:rFonts w:ascii="Manrope" w:cs="Manrope" w:eastAsia="Manrope" w:hAnsi="Manrope"/>
+          <w:rtl w:val="0"/>
+        </w:rPr>
+        <w:t xml:space="preserve">09:00: Desayuno en el mercado de Piran</w:t>
+      </w:r>
+    </w:p>
+    <w:p>
+      <w:pPr>
+        <w:numPr>
+          <w:ilvl w:val="0"/>
+          <w:numId w:val="10"/>
+        </w:numPr>
+        <w:spacing w:after="0" w:afterAutospacing="0" w:before="0" w:beforeAutospacing="0" w:lineRule="auto"/>
+        <w:ind w:left="720" w:hanging="360"/>
+        <w:rPr>
+          <w:rFonts w:ascii="Manrope" w:cs="Manrope" w:eastAsia="Manrope" w:hAnsi="Manrope"/>
+        </w:rPr>
+      </w:pPr>
+      <w:r>
+        <w:rPr>
+          <w:rFonts w:ascii="Manrope" w:cs="Manrope" w:eastAsia="Manrope" w:hAnsi="Manrope"/>
+          <w:rtl w:val="0"/>
+        </w:rPr>
+        <w:t xml:space="preserve">10:30: Salinas de Sečovlje (20 min en carro) — la única salina activa de Eslovenia, Patrimonio UNESCO</w:t>
+      </w:r>
+    </w:p>
+    <w:p>
+      <w:pPr>
+        <w:numPr>
+          <w:ilvl w:val="0"/>
+          <w:numId w:val="10"/>
+        </w:numPr>
+        <w:spacing w:after="0" w:afterAutospacing="0" w:before="0" w:beforeAutospacing="0" w:lineRule="auto"/>
+        <w:ind w:left="720" w:hanging="360"/>
+        <w:rPr>
+          <w:rFonts w:ascii="Manrope" w:cs="Manrope" w:eastAsia="Manrope" w:hAnsi="Manrope"/>
+        </w:rPr>
+      </w:pPr>
+      <w:r>
+        <w:rPr>
+          <w:rFonts w:ascii="Manrope" w:cs="Manrope" w:eastAsia="Manrope" w:hAnsi="Manrope"/>
+          <w:rtl w:val="0"/>
+        </w:rPr>
+        <w:t xml:space="preserve">13:00: Almuerzo de regreso en Piran</w:t>
+      </w:r>
+    </w:p>
+    <w:p>
+      <w:pPr>
+        <w:numPr>
+          <w:ilvl w:val="0"/>
+          <w:numId w:val="10"/>
+        </w:numPr>
+        <w:spacing w:after="0" w:afterAutospacing="0" w:before="0" w:beforeAutospacing="0" w:lineRule="auto"/>
+        <w:ind w:left="720" w:hanging="360"/>
+        <w:rPr>
+          <w:rFonts w:ascii="Manrope" w:cs="Manrope" w:eastAsia="Manrope" w:hAnsi="Manrope"/>
+        </w:rPr>
+      </w:pPr>
+      <w:r>
+        <w:rPr>
+          <w:rFonts w:ascii="Manrope" w:cs="Manrope" w:eastAsia="Manrope" w:hAnsi="Manrope"/>
+          <w:rtl w:val="0"/>
+        </w:rPr>
+        <w:t xml:space="preserve">15:00: Tarde libre de playa</w:t>
+      </w:r>
+    </w:p>
+    <w:p>
+      <w:pPr>
+        <w:numPr>
+          <w:ilvl w:val="0"/>
+          <w:numId w:val="10"/>
+        </w:numPr>
+        <w:spacing w:after="240" w:before="0" w:beforeAutospacing="0" w:lineRule="auto"/>
+        <w:ind w:left="720" w:hanging="360"/>
+        <w:rPr>
+          <w:rFonts w:ascii="Manrope" w:cs="Manrope" w:eastAsia="Manrope" w:hAnsi="Manrope"/>
+        </w:rPr>
+      </w:pPr>
+      <w:r>
+        <w:rPr>
+          <w:rFonts w:ascii="Manrope" w:cs="Manrope" w:eastAsia="Manrope" w:hAnsi="Manrope"/>
+          <w:rtl w:val="0"/>
+        </w:rPr>
+        <w:t xml:space="preserve">19:30: Última cena en Piran</w:t>
+      </w:r>
+      <w:r>
+        <w:rPr>
+          <w:rtl w:val="0"/>
+        </w:rPr>
       </w:r>
     </w:p>
     <w:p>
@@ -812,7 +2052,117 @@
           <w:rFonts w:ascii="Manrope" w:cs="Manrope" w:eastAsia="Manrope" w:hAnsi="Manrope"/>
           <w:rtl w:val="0"/>
         </w:rPr>
-        <w:t xml:space="preserve">Ruta Piran–Ljubljana: 2 horas. Última mañana en el mercado central para el café y los krofi (donuts eslovenos con mermelada de rosa mosqueta). Devolución del carro. Aeropuerto o conexión al siguiente destino.</w:t>
+        <w:t xml:space="preserve">El último día del roadtrip siempre tiene el mismo ritmo: más lento de lo que el itinerario sugiere y más nostálgico de lo que uno anticipa. Ljubljana de vuelta tiene el mercado de Plečnik para el último café y los krofi para el último dulce antes de devolver el carro.</w:t>
+      </w:r>
+    </w:p>
+    <w:p>
+      <w:pPr>
+        <w:numPr>
+          <w:ilvl w:val="0"/>
+          <w:numId w:val="8"/>
+        </w:numPr>
+        <w:spacing w:after="0" w:afterAutospacing="0" w:before="240" w:lineRule="auto"/>
+        <w:ind w:left="720" w:hanging="360"/>
+        <w:rPr>
+          <w:rFonts w:ascii="Manrope" w:cs="Manrope" w:eastAsia="Manrope" w:hAnsi="Manrope"/>
+          <w:u w:val="none"/>
+        </w:rPr>
+      </w:pPr>
+      <w:r>
+        <w:rPr>
+          <w:rFonts w:ascii="Manrope" w:cs="Manrope" w:eastAsia="Manrope" w:hAnsi="Manrope"/>
+          <w:rtl w:val="0"/>
+        </w:rPr>
+        <w:t xml:space="preserve">08:00: Desayuno y recogida de equipaje</w:t>
+      </w:r>
+    </w:p>
+    <w:p>
+      <w:pPr>
+        <w:numPr>
+          <w:ilvl w:val="0"/>
+          <w:numId w:val="8"/>
+        </w:numPr>
+        <w:spacing w:after="0" w:afterAutospacing="0" w:before="0" w:beforeAutospacing="0" w:lineRule="auto"/>
+        <w:ind w:left="720" w:hanging="360"/>
+        <w:rPr>
+          <w:rFonts w:ascii="Manrope" w:cs="Manrope" w:eastAsia="Manrope" w:hAnsi="Manrope"/>
+          <w:u w:val="none"/>
+        </w:rPr>
+      </w:pPr>
+      <w:r>
+        <w:rPr>
+          <w:rFonts w:ascii="Manrope" w:cs="Manrope" w:eastAsia="Manrope" w:hAnsi="Manrope"/>
+          <w:rtl w:val="0"/>
+        </w:rPr>
+        <w:t xml:space="preserve">09:00: Salida hacia Ljubljana (2 horas)</w:t>
+      </w:r>
+    </w:p>
+    <w:p>
+      <w:pPr>
+        <w:numPr>
+          <w:ilvl w:val="0"/>
+          <w:numId w:val="8"/>
+        </w:numPr>
+        <w:spacing w:after="0" w:afterAutospacing="0" w:before="0" w:beforeAutospacing="0" w:lineRule="auto"/>
+        <w:ind w:left="720" w:hanging="360"/>
+        <w:rPr>
+          <w:rFonts w:ascii="Manrope" w:cs="Manrope" w:eastAsia="Manrope" w:hAnsi="Manrope"/>
+          <w:u w:val="none"/>
+        </w:rPr>
+      </w:pPr>
+      <w:r>
+        <w:rPr>
+          <w:rFonts w:ascii="Manrope" w:cs="Manrope" w:eastAsia="Manrope" w:hAnsi="Manrope"/>
+          <w:rtl w:val="0"/>
+        </w:rPr>
+        <w:t xml:space="preserve">11:00: Última parada en el Mercado Central de Ljubljana — café y los krofi (donuts eslovenos con mermelada de rosa mosqueta)</w:t>
+      </w:r>
+    </w:p>
+    <w:p>
+      <w:pPr>
+        <w:numPr>
+          <w:ilvl w:val="0"/>
+          <w:numId w:val="8"/>
+        </w:numPr>
+        <w:spacing w:after="0" w:afterAutospacing="0" w:before="0" w:beforeAutospacing="0" w:lineRule="auto"/>
+        <w:ind w:left="720" w:hanging="360"/>
+        <w:rPr>
+          <w:rFonts w:ascii="Manrope" w:cs="Manrope" w:eastAsia="Manrope" w:hAnsi="Manrope"/>
+          <w:u w:val="none"/>
+        </w:rPr>
+      </w:pPr>
+      <w:r>
+        <w:rPr>
+          <w:rFonts w:ascii="Manrope" w:cs="Manrope" w:eastAsia="Manrope" w:hAnsi="Manrope"/>
+          <w:rtl w:val="0"/>
+        </w:rPr>
+        <w:t xml:space="preserve">13:00: Devolución del carro en el aeropuerto LJU</w:t>
+      </w:r>
+    </w:p>
+    <w:p>
+      <w:pPr>
+        <w:numPr>
+          <w:ilvl w:val="0"/>
+          <w:numId w:val="8"/>
+        </w:numPr>
+        <w:spacing w:after="240" w:before="0" w:beforeAutospacing="0" w:lineRule="auto"/>
+        <w:ind w:left="720" w:hanging="360"/>
+        <w:rPr>
+          <w:rFonts w:ascii="Manrope" w:cs="Manrope" w:eastAsia="Manrope" w:hAnsi="Manrope"/>
+          <w:u w:val="none"/>
+        </w:rPr>
+      </w:pPr>
+      <w:r>
+        <w:rPr>
+          <w:rFonts w:ascii="Manrope" w:cs="Manrope" w:eastAsia="Manrope" w:hAnsi="Manrope"/>
+          <w:rtl w:val="0"/>
+        </w:rPr>
+        <w:t xml:space="preserve">15:00+: Vuelo de regreso o conexión al siguiente destino</w:t>
+      </w:r>
+      <w:r>
+        <w:rPr>
+          <w:rtl w:val="0"/>
+        </w:rPr>
       </w:r>
     </w:p>
     <w:p>
@@ -971,7 +2321,1138 @@
 </file>
 
 <file path=word/numbering.xml><?xml version="1.0" encoding="utf-8"?>
-<w:numbering xmlns:mc="http://schemas.openxmlformats.org/markup-compatibility/2006" xmlns:o="urn:schemas-microsoft-com:office:office" xmlns:r="http://schemas.openxmlformats.org/officeDocument/2006/relationships" xmlns:m="http://schemas.openxmlformats.org/officeDocument/2006/math" xmlns:v="urn:schemas-microsoft-com:vml" xmlns:wp="http://schemas.openxmlformats.org/drawingml/2006/wordprocessingDrawing" xmlns:w10="urn:schemas-microsoft-com:office:word" xmlns:w="http://schemas.openxmlformats.org/wordprocessingml/2006/main" xmlns:wne="http://schemas.microsoft.com/office/word/2006/wordml" xmlns:sl="http://schemas.openxmlformats.org/schemaLibrary/2006/main" xmlns:a="http://schemas.openxmlformats.org/drawingml/2006/main" xmlns:pic="http://schemas.openxmlformats.org/drawingml/2006/picture" xmlns:c="http://schemas.openxmlformats.org/drawingml/2006/chart" xmlns:lc="http://schemas.openxmlformats.org/drawingml/2006/lockedCanvas" xmlns:dgm="http://schemas.openxmlformats.org/drawingml/2006/diagram" xmlns:wps="http://schemas.microsoft.com/office/word/2010/wordprocessingShape" xmlns:wpg="http://schemas.microsoft.com/office/word/2010/wordprocessingGroup" xmlns:w14="http://schemas.microsoft.com/office/word/2010/wordml" xmlns:w15="http://schemas.microsoft.com/office/word/2012/wordml" xmlns:w16="http://schemas.microsoft.com/office/word/2018/wordml" xmlns:w16cex="http://schemas.microsoft.com/office/word/2018/wordml/cex" xmlns:w16cid="http://schemas.microsoft.com/office/word/2016/wordml/cid" xmlns="http://schemas.microsoft.com/office/tasks/2019/documenttasks" xmlns:cr="http://schemas.microsoft.com/office/comments/2020/reactions"/>
+<w:numbering xmlns:mc="http://schemas.openxmlformats.org/markup-compatibility/2006" xmlns:o="urn:schemas-microsoft-com:office:office" xmlns:r="http://schemas.openxmlformats.org/officeDocument/2006/relationships" xmlns:m="http://schemas.openxmlformats.org/officeDocument/2006/math" xmlns:v="urn:schemas-microsoft-com:vml" xmlns:wp="http://schemas.openxmlformats.org/drawingml/2006/wordprocessingDrawing" xmlns:w10="urn:schemas-microsoft-com:office:word" xmlns:w="http://schemas.openxmlformats.org/wordprocessingml/2006/main" xmlns:wne="http://schemas.microsoft.com/office/word/2006/wordml" xmlns:sl="http://schemas.openxmlformats.org/schemaLibrary/2006/main" xmlns:a="http://schemas.openxmlformats.org/drawingml/2006/main" xmlns:pic="http://schemas.openxmlformats.org/drawingml/2006/picture" xmlns:c="http://schemas.openxmlformats.org/drawingml/2006/chart" xmlns:lc="http://schemas.openxmlformats.org/drawingml/2006/lockedCanvas" xmlns:dgm="http://schemas.openxmlformats.org/drawingml/2006/diagram" xmlns:wps="http://schemas.microsoft.com/office/word/2010/wordprocessingShape" xmlns:wpg="http://schemas.microsoft.com/office/word/2010/wordprocessingGroup" xmlns:w14="http://schemas.microsoft.com/office/word/2010/wordml" xmlns:w15="http://schemas.microsoft.com/office/word/2012/wordml" xmlns:w16="http://schemas.microsoft.com/office/word/2018/wordml" xmlns:w16cex="http://schemas.microsoft.com/office/word/2018/wordml/cex" xmlns:w16cid="http://schemas.microsoft.com/office/word/2016/wordml/cid" xmlns="http://schemas.microsoft.com/office/tasks/2019/documenttasks" xmlns:cr="http://schemas.microsoft.com/office/comments/2020/reactions">
+  <w:abstractNum w:abstractNumId="1">
+    <w:lvl w:ilvl="0">
+      <w:start w:val="1"/>
+      <w:numFmt w:val="bullet"/>
+      <w:lvlText w:val="●"/>
+      <w:lvlJc w:val="left"/>
+      <w:pPr>
+        <w:ind w:left="720" w:hanging="360"/>
+      </w:pPr>
+      <w:rPr>
+        <w:u w:val="none"/>
+      </w:rPr>
+    </w:lvl>
+    <w:lvl w:ilvl="1">
+      <w:start w:val="1"/>
+      <w:numFmt w:val="bullet"/>
+      <w:lvlText w:val="○"/>
+      <w:lvlJc w:val="left"/>
+      <w:pPr>
+        <w:ind w:left="1440" w:hanging="360"/>
+      </w:pPr>
+      <w:rPr>
+        <w:u w:val="none"/>
+      </w:rPr>
+    </w:lvl>
+    <w:lvl w:ilvl="2">
+      <w:start w:val="1"/>
+      <w:numFmt w:val="bullet"/>
+      <w:lvlText w:val="■"/>
+      <w:lvlJc w:val="left"/>
+      <w:pPr>
+        <w:ind w:left="2160" w:hanging="360"/>
+      </w:pPr>
+      <w:rPr>
+        <w:u w:val="none"/>
+      </w:rPr>
+    </w:lvl>
+    <w:lvl w:ilvl="3">
+      <w:start w:val="1"/>
+      <w:numFmt w:val="bullet"/>
+      <w:lvlText w:val="●"/>
+      <w:lvlJc w:val="left"/>
+      <w:pPr>
+        <w:ind w:left="2880" w:hanging="360"/>
+      </w:pPr>
+      <w:rPr>
+        <w:u w:val="none"/>
+      </w:rPr>
+    </w:lvl>
+    <w:lvl w:ilvl="4">
+      <w:start w:val="1"/>
+      <w:numFmt w:val="bullet"/>
+      <w:lvlText w:val="○"/>
+      <w:lvlJc w:val="left"/>
+      <w:pPr>
+        <w:ind w:left="3600" w:hanging="360"/>
+      </w:pPr>
+      <w:rPr>
+        <w:u w:val="none"/>
+      </w:rPr>
+    </w:lvl>
+    <w:lvl w:ilvl="5">
+      <w:start w:val="1"/>
+      <w:numFmt w:val="bullet"/>
+      <w:lvlText w:val="■"/>
+      <w:lvlJc w:val="left"/>
+      <w:pPr>
+        <w:ind w:left="4320" w:hanging="360"/>
+      </w:pPr>
+      <w:rPr>
+        <w:u w:val="none"/>
+      </w:rPr>
+    </w:lvl>
+    <w:lvl w:ilvl="6">
+      <w:start w:val="1"/>
+      <w:numFmt w:val="bullet"/>
+      <w:lvlText w:val="●"/>
+      <w:lvlJc w:val="left"/>
+      <w:pPr>
+        <w:ind w:left="5040" w:hanging="360"/>
+      </w:pPr>
+      <w:rPr>
+        <w:u w:val="none"/>
+      </w:rPr>
+    </w:lvl>
+    <w:lvl w:ilvl="7">
+      <w:start w:val="1"/>
+      <w:numFmt w:val="bullet"/>
+      <w:lvlText w:val="○"/>
+      <w:lvlJc w:val="left"/>
+      <w:pPr>
+        <w:ind w:left="5760" w:hanging="360"/>
+      </w:pPr>
+      <w:rPr>
+        <w:u w:val="none"/>
+      </w:rPr>
+    </w:lvl>
+    <w:lvl w:ilvl="8">
+      <w:start w:val="1"/>
+      <w:numFmt w:val="bullet"/>
+      <w:lvlText w:val="■"/>
+      <w:lvlJc w:val="left"/>
+      <w:pPr>
+        <w:ind w:left="6480" w:hanging="360"/>
+      </w:pPr>
+      <w:rPr>
+        <w:u w:val="none"/>
+      </w:rPr>
+    </w:lvl>
+  </w:abstractNum>
+  <w:abstractNum w:abstractNumId="2">
+    <w:lvl w:ilvl="0">
+      <w:start w:val="1"/>
+      <w:numFmt w:val="bullet"/>
+      <w:lvlText w:val="●"/>
+      <w:lvlJc w:val="left"/>
+      <w:pPr>
+        <w:ind w:left="720" w:hanging="360"/>
+      </w:pPr>
+      <w:rPr>
+        <w:u w:val="none"/>
+      </w:rPr>
+    </w:lvl>
+    <w:lvl w:ilvl="1">
+      <w:start w:val="1"/>
+      <w:numFmt w:val="bullet"/>
+      <w:lvlText w:val="○"/>
+      <w:lvlJc w:val="left"/>
+      <w:pPr>
+        <w:ind w:left="1440" w:hanging="360"/>
+      </w:pPr>
+      <w:rPr>
+        <w:u w:val="none"/>
+      </w:rPr>
+    </w:lvl>
+    <w:lvl w:ilvl="2">
+      <w:start w:val="1"/>
+      <w:numFmt w:val="bullet"/>
+      <w:lvlText w:val="■"/>
+      <w:lvlJc w:val="left"/>
+      <w:pPr>
+        <w:ind w:left="2160" w:hanging="360"/>
+      </w:pPr>
+      <w:rPr>
+        <w:u w:val="none"/>
+      </w:rPr>
+    </w:lvl>
+    <w:lvl w:ilvl="3">
+      <w:start w:val="1"/>
+      <w:numFmt w:val="bullet"/>
+      <w:lvlText w:val="●"/>
+      <w:lvlJc w:val="left"/>
+      <w:pPr>
+        <w:ind w:left="2880" w:hanging="360"/>
+      </w:pPr>
+      <w:rPr>
+        <w:u w:val="none"/>
+      </w:rPr>
+    </w:lvl>
+    <w:lvl w:ilvl="4">
+      <w:start w:val="1"/>
+      <w:numFmt w:val="bullet"/>
+      <w:lvlText w:val="○"/>
+      <w:lvlJc w:val="left"/>
+      <w:pPr>
+        <w:ind w:left="3600" w:hanging="360"/>
+      </w:pPr>
+      <w:rPr>
+        <w:u w:val="none"/>
+      </w:rPr>
+    </w:lvl>
+    <w:lvl w:ilvl="5">
+      <w:start w:val="1"/>
+      <w:numFmt w:val="bullet"/>
+      <w:lvlText w:val="■"/>
+      <w:lvlJc w:val="left"/>
+      <w:pPr>
+        <w:ind w:left="4320" w:hanging="360"/>
+      </w:pPr>
+      <w:rPr>
+        <w:u w:val="none"/>
+      </w:rPr>
+    </w:lvl>
+    <w:lvl w:ilvl="6">
+      <w:start w:val="1"/>
+      <w:numFmt w:val="bullet"/>
+      <w:lvlText w:val="●"/>
+      <w:lvlJc w:val="left"/>
+      <w:pPr>
+        <w:ind w:left="5040" w:hanging="360"/>
+      </w:pPr>
+      <w:rPr>
+        <w:u w:val="none"/>
+      </w:rPr>
+    </w:lvl>
+    <w:lvl w:ilvl="7">
+      <w:start w:val="1"/>
+      <w:numFmt w:val="bullet"/>
+      <w:lvlText w:val="○"/>
+      <w:lvlJc w:val="left"/>
+      <w:pPr>
+        <w:ind w:left="5760" w:hanging="360"/>
+      </w:pPr>
+      <w:rPr>
+        <w:u w:val="none"/>
+      </w:rPr>
+    </w:lvl>
+    <w:lvl w:ilvl="8">
+      <w:start w:val="1"/>
+      <w:numFmt w:val="bullet"/>
+      <w:lvlText w:val="■"/>
+      <w:lvlJc w:val="left"/>
+      <w:pPr>
+        <w:ind w:left="6480" w:hanging="360"/>
+      </w:pPr>
+      <w:rPr>
+        <w:u w:val="none"/>
+      </w:rPr>
+    </w:lvl>
+  </w:abstractNum>
+  <w:abstractNum w:abstractNumId="3">
+    <w:lvl w:ilvl="0">
+      <w:start w:val="1"/>
+      <w:numFmt w:val="bullet"/>
+      <w:lvlText w:val="●"/>
+      <w:lvlJc w:val="left"/>
+      <w:pPr>
+        <w:ind w:left="720" w:hanging="360"/>
+      </w:pPr>
+      <w:rPr>
+        <w:u w:val="none"/>
+      </w:rPr>
+    </w:lvl>
+    <w:lvl w:ilvl="1">
+      <w:start w:val="1"/>
+      <w:numFmt w:val="bullet"/>
+      <w:lvlText w:val="○"/>
+      <w:lvlJc w:val="left"/>
+      <w:pPr>
+        <w:ind w:left="1440" w:hanging="360"/>
+      </w:pPr>
+      <w:rPr>
+        <w:u w:val="none"/>
+      </w:rPr>
+    </w:lvl>
+    <w:lvl w:ilvl="2">
+      <w:start w:val="1"/>
+      <w:numFmt w:val="bullet"/>
+      <w:lvlText w:val="■"/>
+      <w:lvlJc w:val="left"/>
+      <w:pPr>
+        <w:ind w:left="2160" w:hanging="360"/>
+      </w:pPr>
+      <w:rPr>
+        <w:u w:val="none"/>
+      </w:rPr>
+    </w:lvl>
+    <w:lvl w:ilvl="3">
+      <w:start w:val="1"/>
+      <w:numFmt w:val="bullet"/>
+      <w:lvlText w:val="●"/>
+      <w:lvlJc w:val="left"/>
+      <w:pPr>
+        <w:ind w:left="2880" w:hanging="360"/>
+      </w:pPr>
+      <w:rPr>
+        <w:u w:val="none"/>
+      </w:rPr>
+    </w:lvl>
+    <w:lvl w:ilvl="4">
+      <w:start w:val="1"/>
+      <w:numFmt w:val="bullet"/>
+      <w:lvlText w:val="○"/>
+      <w:lvlJc w:val="left"/>
+      <w:pPr>
+        <w:ind w:left="3600" w:hanging="360"/>
+      </w:pPr>
+      <w:rPr>
+        <w:u w:val="none"/>
+      </w:rPr>
+    </w:lvl>
+    <w:lvl w:ilvl="5">
+      <w:start w:val="1"/>
+      <w:numFmt w:val="bullet"/>
+      <w:lvlText w:val="■"/>
+      <w:lvlJc w:val="left"/>
+      <w:pPr>
+        <w:ind w:left="4320" w:hanging="360"/>
+      </w:pPr>
+      <w:rPr>
+        <w:u w:val="none"/>
+      </w:rPr>
+    </w:lvl>
+    <w:lvl w:ilvl="6">
+      <w:start w:val="1"/>
+      <w:numFmt w:val="bullet"/>
+      <w:lvlText w:val="●"/>
+      <w:lvlJc w:val="left"/>
+      <w:pPr>
+        <w:ind w:left="5040" w:hanging="360"/>
+      </w:pPr>
+      <w:rPr>
+        <w:u w:val="none"/>
+      </w:rPr>
+    </w:lvl>
+    <w:lvl w:ilvl="7">
+      <w:start w:val="1"/>
+      <w:numFmt w:val="bullet"/>
+      <w:lvlText w:val="○"/>
+      <w:lvlJc w:val="left"/>
+      <w:pPr>
+        <w:ind w:left="5760" w:hanging="360"/>
+      </w:pPr>
+      <w:rPr>
+        <w:u w:val="none"/>
+      </w:rPr>
+    </w:lvl>
+    <w:lvl w:ilvl="8">
+      <w:start w:val="1"/>
+      <w:numFmt w:val="bullet"/>
+      <w:lvlText w:val="■"/>
+      <w:lvlJc w:val="left"/>
+      <w:pPr>
+        <w:ind w:left="6480" w:hanging="360"/>
+      </w:pPr>
+      <w:rPr>
+        <w:u w:val="none"/>
+      </w:rPr>
+    </w:lvl>
+  </w:abstractNum>
+  <w:abstractNum w:abstractNumId="4">
+    <w:lvl w:ilvl="0">
+      <w:start w:val="1"/>
+      <w:numFmt w:val="bullet"/>
+      <w:lvlText w:val="●"/>
+      <w:lvlJc w:val="left"/>
+      <w:pPr>
+        <w:ind w:left="720" w:hanging="360"/>
+      </w:pPr>
+      <w:rPr>
+        <w:u w:val="none"/>
+      </w:rPr>
+    </w:lvl>
+    <w:lvl w:ilvl="1">
+      <w:start w:val="1"/>
+      <w:numFmt w:val="bullet"/>
+      <w:lvlText w:val="○"/>
+      <w:lvlJc w:val="left"/>
+      <w:pPr>
+        <w:ind w:left="1440" w:hanging="360"/>
+      </w:pPr>
+      <w:rPr>
+        <w:u w:val="none"/>
+      </w:rPr>
+    </w:lvl>
+    <w:lvl w:ilvl="2">
+      <w:start w:val="1"/>
+      <w:numFmt w:val="bullet"/>
+      <w:lvlText w:val="■"/>
+      <w:lvlJc w:val="left"/>
+      <w:pPr>
+        <w:ind w:left="2160" w:hanging="360"/>
+      </w:pPr>
+      <w:rPr>
+        <w:u w:val="none"/>
+      </w:rPr>
+    </w:lvl>
+    <w:lvl w:ilvl="3">
+      <w:start w:val="1"/>
+      <w:numFmt w:val="bullet"/>
+      <w:lvlText w:val="●"/>
+      <w:lvlJc w:val="left"/>
+      <w:pPr>
+        <w:ind w:left="2880" w:hanging="360"/>
+      </w:pPr>
+      <w:rPr>
+        <w:u w:val="none"/>
+      </w:rPr>
+    </w:lvl>
+    <w:lvl w:ilvl="4">
+      <w:start w:val="1"/>
+      <w:numFmt w:val="bullet"/>
+      <w:lvlText w:val="○"/>
+      <w:lvlJc w:val="left"/>
+      <w:pPr>
+        <w:ind w:left="3600" w:hanging="360"/>
+      </w:pPr>
+      <w:rPr>
+        <w:u w:val="none"/>
+      </w:rPr>
+    </w:lvl>
+    <w:lvl w:ilvl="5">
+      <w:start w:val="1"/>
+      <w:numFmt w:val="bullet"/>
+      <w:lvlText w:val="■"/>
+      <w:lvlJc w:val="left"/>
+      <w:pPr>
+        <w:ind w:left="4320" w:hanging="360"/>
+      </w:pPr>
+      <w:rPr>
+        <w:u w:val="none"/>
+      </w:rPr>
+    </w:lvl>
+    <w:lvl w:ilvl="6">
+      <w:start w:val="1"/>
+      <w:numFmt w:val="bullet"/>
+      <w:lvlText w:val="●"/>
+      <w:lvlJc w:val="left"/>
+      <w:pPr>
+        <w:ind w:left="5040" w:hanging="360"/>
+      </w:pPr>
+      <w:rPr>
+        <w:u w:val="none"/>
+      </w:rPr>
+    </w:lvl>
+    <w:lvl w:ilvl="7">
+      <w:start w:val="1"/>
+      <w:numFmt w:val="bullet"/>
+      <w:lvlText w:val="○"/>
+      <w:lvlJc w:val="left"/>
+      <w:pPr>
+        <w:ind w:left="5760" w:hanging="360"/>
+      </w:pPr>
+      <w:rPr>
+        <w:u w:val="none"/>
+      </w:rPr>
+    </w:lvl>
+    <w:lvl w:ilvl="8">
+      <w:start w:val="1"/>
+      <w:numFmt w:val="bullet"/>
+      <w:lvlText w:val="■"/>
+      <w:lvlJc w:val="left"/>
+      <w:pPr>
+        <w:ind w:left="6480" w:hanging="360"/>
+      </w:pPr>
+      <w:rPr>
+        <w:u w:val="none"/>
+      </w:rPr>
+    </w:lvl>
+  </w:abstractNum>
+  <w:abstractNum w:abstractNumId="5">
+    <w:lvl w:ilvl="0">
+      <w:start w:val="1"/>
+      <w:numFmt w:val="bullet"/>
+      <w:lvlText w:val="●"/>
+      <w:lvlJc w:val="left"/>
+      <w:pPr>
+        <w:ind w:left="720" w:hanging="360"/>
+      </w:pPr>
+      <w:rPr>
+        <w:u w:val="none"/>
+      </w:rPr>
+    </w:lvl>
+    <w:lvl w:ilvl="1">
+      <w:start w:val="1"/>
+      <w:numFmt w:val="bullet"/>
+      <w:lvlText w:val="○"/>
+      <w:lvlJc w:val="left"/>
+      <w:pPr>
+        <w:ind w:left="1440" w:hanging="360"/>
+      </w:pPr>
+      <w:rPr>
+        <w:u w:val="none"/>
+      </w:rPr>
+    </w:lvl>
+    <w:lvl w:ilvl="2">
+      <w:start w:val="1"/>
+      <w:numFmt w:val="bullet"/>
+      <w:lvlText w:val="■"/>
+      <w:lvlJc w:val="left"/>
+      <w:pPr>
+        <w:ind w:left="2160" w:hanging="360"/>
+      </w:pPr>
+      <w:rPr>
+        <w:u w:val="none"/>
+      </w:rPr>
+    </w:lvl>
+    <w:lvl w:ilvl="3">
+      <w:start w:val="1"/>
+      <w:numFmt w:val="bullet"/>
+      <w:lvlText w:val="●"/>
+      <w:lvlJc w:val="left"/>
+      <w:pPr>
+        <w:ind w:left="2880" w:hanging="360"/>
+      </w:pPr>
+      <w:rPr>
+        <w:u w:val="none"/>
+      </w:rPr>
+    </w:lvl>
+    <w:lvl w:ilvl="4">
+      <w:start w:val="1"/>
+      <w:numFmt w:val="bullet"/>
+      <w:lvlText w:val="○"/>
+      <w:lvlJc w:val="left"/>
+      <w:pPr>
+        <w:ind w:left="3600" w:hanging="360"/>
+      </w:pPr>
+      <w:rPr>
+        <w:u w:val="none"/>
+      </w:rPr>
+    </w:lvl>
+    <w:lvl w:ilvl="5">
+      <w:start w:val="1"/>
+      <w:numFmt w:val="bullet"/>
+      <w:lvlText w:val="■"/>
+      <w:lvlJc w:val="left"/>
+      <w:pPr>
+        <w:ind w:left="4320" w:hanging="360"/>
+      </w:pPr>
+      <w:rPr>
+        <w:u w:val="none"/>
+      </w:rPr>
+    </w:lvl>
+    <w:lvl w:ilvl="6">
+      <w:start w:val="1"/>
+      <w:numFmt w:val="bullet"/>
+      <w:lvlText w:val="●"/>
+      <w:lvlJc w:val="left"/>
+      <w:pPr>
+        <w:ind w:left="5040" w:hanging="360"/>
+      </w:pPr>
+      <w:rPr>
+        <w:u w:val="none"/>
+      </w:rPr>
+    </w:lvl>
+    <w:lvl w:ilvl="7">
+      <w:start w:val="1"/>
+      <w:numFmt w:val="bullet"/>
+      <w:lvlText w:val="○"/>
+      <w:lvlJc w:val="left"/>
+      <w:pPr>
+        <w:ind w:left="5760" w:hanging="360"/>
+      </w:pPr>
+      <w:rPr>
+        <w:u w:val="none"/>
+      </w:rPr>
+    </w:lvl>
+    <w:lvl w:ilvl="8">
+      <w:start w:val="1"/>
+      <w:numFmt w:val="bullet"/>
+      <w:lvlText w:val="■"/>
+      <w:lvlJc w:val="left"/>
+      <w:pPr>
+        <w:ind w:left="6480" w:hanging="360"/>
+      </w:pPr>
+      <w:rPr>
+        <w:u w:val="none"/>
+      </w:rPr>
+    </w:lvl>
+  </w:abstractNum>
+  <w:abstractNum w:abstractNumId="6">
+    <w:lvl w:ilvl="0">
+      <w:start w:val="1"/>
+      <w:numFmt w:val="bullet"/>
+      <w:lvlText w:val="●"/>
+      <w:lvlJc w:val="left"/>
+      <w:pPr>
+        <w:ind w:left="720" w:hanging="360"/>
+      </w:pPr>
+      <w:rPr>
+        <w:u w:val="none"/>
+      </w:rPr>
+    </w:lvl>
+    <w:lvl w:ilvl="1">
+      <w:start w:val="1"/>
+      <w:numFmt w:val="bullet"/>
+      <w:lvlText w:val="○"/>
+      <w:lvlJc w:val="left"/>
+      <w:pPr>
+        <w:ind w:left="1440" w:hanging="360"/>
+      </w:pPr>
+      <w:rPr>
+        <w:u w:val="none"/>
+      </w:rPr>
+    </w:lvl>
+    <w:lvl w:ilvl="2">
+      <w:start w:val="1"/>
+      <w:numFmt w:val="bullet"/>
+      <w:lvlText w:val="■"/>
+      <w:lvlJc w:val="left"/>
+      <w:pPr>
+        <w:ind w:left="2160" w:hanging="360"/>
+      </w:pPr>
+      <w:rPr>
+        <w:u w:val="none"/>
+      </w:rPr>
+    </w:lvl>
+    <w:lvl w:ilvl="3">
+      <w:start w:val="1"/>
+      <w:numFmt w:val="bullet"/>
+      <w:lvlText w:val="●"/>
+      <w:lvlJc w:val="left"/>
+      <w:pPr>
+        <w:ind w:left="2880" w:hanging="360"/>
+      </w:pPr>
+      <w:rPr>
+        <w:u w:val="none"/>
+      </w:rPr>
+    </w:lvl>
+    <w:lvl w:ilvl="4">
+      <w:start w:val="1"/>
+      <w:numFmt w:val="bullet"/>
+      <w:lvlText w:val="○"/>
+      <w:lvlJc w:val="left"/>
+      <w:pPr>
+        <w:ind w:left="3600" w:hanging="360"/>
+      </w:pPr>
+      <w:rPr>
+        <w:u w:val="none"/>
+      </w:rPr>
+    </w:lvl>
+    <w:lvl w:ilvl="5">
+      <w:start w:val="1"/>
+      <w:numFmt w:val="bullet"/>
+      <w:lvlText w:val="■"/>
+      <w:lvlJc w:val="left"/>
+      <w:pPr>
+        <w:ind w:left="4320" w:hanging="360"/>
+      </w:pPr>
+      <w:rPr>
+        <w:u w:val="none"/>
+      </w:rPr>
+    </w:lvl>
+    <w:lvl w:ilvl="6">
+      <w:start w:val="1"/>
+      <w:numFmt w:val="bullet"/>
+      <w:lvlText w:val="●"/>
+      <w:lvlJc w:val="left"/>
+      <w:pPr>
+        <w:ind w:left="5040" w:hanging="360"/>
+      </w:pPr>
+      <w:rPr>
+        <w:u w:val="none"/>
+      </w:rPr>
+    </w:lvl>
+    <w:lvl w:ilvl="7">
+      <w:start w:val="1"/>
+      <w:numFmt w:val="bullet"/>
+      <w:lvlText w:val="○"/>
+      <w:lvlJc w:val="left"/>
+      <w:pPr>
+        <w:ind w:left="5760" w:hanging="360"/>
+      </w:pPr>
+      <w:rPr>
+        <w:u w:val="none"/>
+      </w:rPr>
+    </w:lvl>
+    <w:lvl w:ilvl="8">
+      <w:start w:val="1"/>
+      <w:numFmt w:val="bullet"/>
+      <w:lvlText w:val="■"/>
+      <w:lvlJc w:val="left"/>
+      <w:pPr>
+        <w:ind w:left="6480" w:hanging="360"/>
+      </w:pPr>
+      <w:rPr>
+        <w:u w:val="none"/>
+      </w:rPr>
+    </w:lvl>
+  </w:abstractNum>
+  <w:abstractNum w:abstractNumId="7">
+    <w:lvl w:ilvl="0">
+      <w:start w:val="1"/>
+      <w:numFmt w:val="bullet"/>
+      <w:lvlText w:val="●"/>
+      <w:lvlJc w:val="left"/>
+      <w:pPr>
+        <w:ind w:left="720" w:hanging="360"/>
+      </w:pPr>
+      <w:rPr>
+        <w:u w:val="none"/>
+      </w:rPr>
+    </w:lvl>
+    <w:lvl w:ilvl="1">
+      <w:start w:val="1"/>
+      <w:numFmt w:val="bullet"/>
+      <w:lvlText w:val="○"/>
+      <w:lvlJc w:val="left"/>
+      <w:pPr>
+        <w:ind w:left="1440" w:hanging="360"/>
+      </w:pPr>
+      <w:rPr>
+        <w:u w:val="none"/>
+      </w:rPr>
+    </w:lvl>
+    <w:lvl w:ilvl="2">
+      <w:start w:val="1"/>
+      <w:numFmt w:val="bullet"/>
+      <w:lvlText w:val="■"/>
+      <w:lvlJc w:val="left"/>
+      <w:pPr>
+        <w:ind w:left="2160" w:hanging="360"/>
+      </w:pPr>
+      <w:rPr>
+        <w:u w:val="none"/>
+      </w:rPr>
+    </w:lvl>
+    <w:lvl w:ilvl="3">
+      <w:start w:val="1"/>
+      <w:numFmt w:val="bullet"/>
+      <w:lvlText w:val="●"/>
+      <w:lvlJc w:val="left"/>
+      <w:pPr>
+        <w:ind w:left="2880" w:hanging="360"/>
+      </w:pPr>
+      <w:rPr>
+        <w:u w:val="none"/>
+      </w:rPr>
+    </w:lvl>
+    <w:lvl w:ilvl="4">
+      <w:start w:val="1"/>
+      <w:numFmt w:val="bullet"/>
+      <w:lvlText w:val="○"/>
+      <w:lvlJc w:val="left"/>
+      <w:pPr>
+        <w:ind w:left="3600" w:hanging="360"/>
+      </w:pPr>
+      <w:rPr>
+        <w:u w:val="none"/>
+      </w:rPr>
+    </w:lvl>
+    <w:lvl w:ilvl="5">
+      <w:start w:val="1"/>
+      <w:numFmt w:val="bullet"/>
+      <w:lvlText w:val="■"/>
+      <w:lvlJc w:val="left"/>
+      <w:pPr>
+        <w:ind w:left="4320" w:hanging="360"/>
+      </w:pPr>
+      <w:rPr>
+        <w:u w:val="none"/>
+      </w:rPr>
+    </w:lvl>
+    <w:lvl w:ilvl="6">
+      <w:start w:val="1"/>
+      <w:numFmt w:val="bullet"/>
+      <w:lvlText w:val="●"/>
+      <w:lvlJc w:val="left"/>
+      <w:pPr>
+        <w:ind w:left="5040" w:hanging="360"/>
+      </w:pPr>
+      <w:rPr>
+        <w:u w:val="none"/>
+      </w:rPr>
+    </w:lvl>
+    <w:lvl w:ilvl="7">
+      <w:start w:val="1"/>
+      <w:numFmt w:val="bullet"/>
+      <w:lvlText w:val="○"/>
+      <w:lvlJc w:val="left"/>
+      <w:pPr>
+        <w:ind w:left="5760" w:hanging="360"/>
+      </w:pPr>
+      <w:rPr>
+        <w:u w:val="none"/>
+      </w:rPr>
+    </w:lvl>
+    <w:lvl w:ilvl="8">
+      <w:start w:val="1"/>
+      <w:numFmt w:val="bullet"/>
+      <w:lvlText w:val="■"/>
+      <w:lvlJc w:val="left"/>
+      <w:pPr>
+        <w:ind w:left="6480" w:hanging="360"/>
+      </w:pPr>
+      <w:rPr>
+        <w:u w:val="none"/>
+      </w:rPr>
+    </w:lvl>
+  </w:abstractNum>
+  <w:abstractNum w:abstractNumId="8">
+    <w:lvl w:ilvl="0">
+      <w:start w:val="1"/>
+      <w:numFmt w:val="bullet"/>
+      <w:lvlText w:val="●"/>
+      <w:lvlJc w:val="left"/>
+      <w:pPr>
+        <w:ind w:left="720" w:hanging="360"/>
+      </w:pPr>
+      <w:rPr>
+        <w:u w:val="none"/>
+      </w:rPr>
+    </w:lvl>
+    <w:lvl w:ilvl="1">
+      <w:start w:val="1"/>
+      <w:numFmt w:val="bullet"/>
+      <w:lvlText w:val="○"/>
+      <w:lvlJc w:val="left"/>
+      <w:pPr>
+        <w:ind w:left="1440" w:hanging="360"/>
+      </w:pPr>
+      <w:rPr>
+        <w:u w:val="none"/>
+      </w:rPr>
+    </w:lvl>
+    <w:lvl w:ilvl="2">
+      <w:start w:val="1"/>
+      <w:numFmt w:val="bullet"/>
+      <w:lvlText w:val="■"/>
+      <w:lvlJc w:val="left"/>
+      <w:pPr>
+        <w:ind w:left="2160" w:hanging="360"/>
+      </w:pPr>
+      <w:rPr>
+        <w:u w:val="none"/>
+      </w:rPr>
+    </w:lvl>
+    <w:lvl w:ilvl="3">
+      <w:start w:val="1"/>
+      <w:numFmt w:val="bullet"/>
+      <w:lvlText w:val="●"/>
+      <w:lvlJc w:val="left"/>
+      <w:pPr>
+        <w:ind w:left="2880" w:hanging="360"/>
+      </w:pPr>
+      <w:rPr>
+        <w:u w:val="none"/>
+      </w:rPr>
+    </w:lvl>
+    <w:lvl w:ilvl="4">
+      <w:start w:val="1"/>
+      <w:numFmt w:val="bullet"/>
+      <w:lvlText w:val="○"/>
+      <w:lvlJc w:val="left"/>
+      <w:pPr>
+        <w:ind w:left="3600" w:hanging="360"/>
+      </w:pPr>
+      <w:rPr>
+        <w:u w:val="none"/>
+      </w:rPr>
+    </w:lvl>
+    <w:lvl w:ilvl="5">
+      <w:start w:val="1"/>
+      <w:numFmt w:val="bullet"/>
+      <w:lvlText w:val="■"/>
+      <w:lvlJc w:val="left"/>
+      <w:pPr>
+        <w:ind w:left="4320" w:hanging="360"/>
+      </w:pPr>
+      <w:rPr>
+        <w:u w:val="none"/>
+      </w:rPr>
+    </w:lvl>
+    <w:lvl w:ilvl="6">
+      <w:start w:val="1"/>
+      <w:numFmt w:val="bullet"/>
+      <w:lvlText w:val="●"/>
+      <w:lvlJc w:val="left"/>
+      <w:pPr>
+        <w:ind w:left="5040" w:hanging="360"/>
+      </w:pPr>
+      <w:rPr>
+        <w:u w:val="none"/>
+      </w:rPr>
+    </w:lvl>
+    <w:lvl w:ilvl="7">
+      <w:start w:val="1"/>
+      <w:numFmt w:val="bullet"/>
+      <w:lvlText w:val="○"/>
+      <w:lvlJc w:val="left"/>
+      <w:pPr>
+        <w:ind w:left="5760" w:hanging="360"/>
+      </w:pPr>
+      <w:rPr>
+        <w:u w:val="none"/>
+      </w:rPr>
+    </w:lvl>
+    <w:lvl w:ilvl="8">
+      <w:start w:val="1"/>
+      <w:numFmt w:val="bullet"/>
+      <w:lvlText w:val="■"/>
+      <w:lvlJc w:val="left"/>
+      <w:pPr>
+        <w:ind w:left="6480" w:hanging="360"/>
+      </w:pPr>
+      <w:rPr>
+        <w:u w:val="none"/>
+      </w:rPr>
+    </w:lvl>
+  </w:abstractNum>
+  <w:abstractNum w:abstractNumId="9">
+    <w:lvl w:ilvl="0">
+      <w:start w:val="1"/>
+      <w:numFmt w:val="bullet"/>
+      <w:lvlText w:val="●"/>
+      <w:lvlJc w:val="left"/>
+      <w:pPr>
+        <w:ind w:left="720" w:hanging="360"/>
+      </w:pPr>
+      <w:rPr>
+        <w:u w:val="none"/>
+      </w:rPr>
+    </w:lvl>
+    <w:lvl w:ilvl="1">
+      <w:start w:val="1"/>
+      <w:numFmt w:val="bullet"/>
+      <w:lvlText w:val="○"/>
+      <w:lvlJc w:val="left"/>
+      <w:pPr>
+        <w:ind w:left="1440" w:hanging="360"/>
+      </w:pPr>
+      <w:rPr>
+        <w:u w:val="none"/>
+      </w:rPr>
+    </w:lvl>
+    <w:lvl w:ilvl="2">
+      <w:start w:val="1"/>
+      <w:numFmt w:val="bullet"/>
+      <w:lvlText w:val="■"/>
+      <w:lvlJc w:val="left"/>
+      <w:pPr>
+        <w:ind w:left="2160" w:hanging="360"/>
+      </w:pPr>
+      <w:rPr>
+        <w:u w:val="none"/>
+      </w:rPr>
+    </w:lvl>
+    <w:lvl w:ilvl="3">
+      <w:start w:val="1"/>
+      <w:numFmt w:val="bullet"/>
+      <w:lvlText w:val="●"/>
+      <w:lvlJc w:val="left"/>
+      <w:pPr>
+        <w:ind w:left="2880" w:hanging="360"/>
+      </w:pPr>
+      <w:rPr>
+        <w:u w:val="none"/>
+      </w:rPr>
+    </w:lvl>
+    <w:lvl w:ilvl="4">
+      <w:start w:val="1"/>
+      <w:numFmt w:val="bullet"/>
+      <w:lvlText w:val="○"/>
+      <w:lvlJc w:val="left"/>
+      <w:pPr>
+        <w:ind w:left="3600" w:hanging="360"/>
+      </w:pPr>
+      <w:rPr>
+        <w:u w:val="none"/>
+      </w:rPr>
+    </w:lvl>
+    <w:lvl w:ilvl="5">
+      <w:start w:val="1"/>
+      <w:numFmt w:val="bullet"/>
+      <w:lvlText w:val="■"/>
+      <w:lvlJc w:val="left"/>
+      <w:pPr>
+        <w:ind w:left="4320" w:hanging="360"/>
+      </w:pPr>
+      <w:rPr>
+        <w:u w:val="none"/>
+      </w:rPr>
+    </w:lvl>
+    <w:lvl w:ilvl="6">
+      <w:start w:val="1"/>
+      <w:numFmt w:val="bullet"/>
+      <w:lvlText w:val="●"/>
+      <w:lvlJc w:val="left"/>
+      <w:pPr>
+        <w:ind w:left="5040" w:hanging="360"/>
+      </w:pPr>
+      <w:rPr>
+        <w:u w:val="none"/>
+      </w:rPr>
+    </w:lvl>
+    <w:lvl w:ilvl="7">
+      <w:start w:val="1"/>
+      <w:numFmt w:val="bullet"/>
+      <w:lvlText w:val="○"/>
+      <w:lvlJc w:val="left"/>
+      <w:pPr>
+        <w:ind w:left="5760" w:hanging="360"/>
+      </w:pPr>
+      <w:rPr>
+        <w:u w:val="none"/>
+      </w:rPr>
+    </w:lvl>
+    <w:lvl w:ilvl="8">
+      <w:start w:val="1"/>
+      <w:numFmt w:val="bullet"/>
+      <w:lvlText w:val="■"/>
+      <w:lvlJc w:val="left"/>
+      <w:pPr>
+        <w:ind w:left="6480" w:hanging="360"/>
+      </w:pPr>
+      <w:rPr>
+        <w:u w:val="none"/>
+      </w:rPr>
+    </w:lvl>
+  </w:abstractNum>
+  <w:abstractNum w:abstractNumId="10">
+    <w:lvl w:ilvl="0">
+      <w:start w:val="1"/>
+      <w:numFmt w:val="bullet"/>
+      <w:lvlText w:val="●"/>
+      <w:lvlJc w:val="left"/>
+      <w:pPr>
+        <w:ind w:left="720" w:hanging="360"/>
+      </w:pPr>
+      <w:rPr>
+        <w:u w:val="none"/>
+      </w:rPr>
+    </w:lvl>
+    <w:lvl w:ilvl="1">
+      <w:start w:val="1"/>
+      <w:numFmt w:val="bullet"/>
+      <w:lvlText w:val="○"/>
+      <w:lvlJc w:val="left"/>
+      <w:pPr>
+        <w:ind w:left="1440" w:hanging="360"/>
+      </w:pPr>
+      <w:rPr>
+        <w:u w:val="none"/>
+      </w:rPr>
+    </w:lvl>
+    <w:lvl w:ilvl="2">
+      <w:start w:val="1"/>
+      <w:numFmt w:val="bullet"/>
+      <w:lvlText w:val="■"/>
+      <w:lvlJc w:val="left"/>
+      <w:pPr>
+        <w:ind w:left="2160" w:hanging="360"/>
+      </w:pPr>
+      <w:rPr>
+        <w:u w:val="none"/>
+      </w:rPr>
+    </w:lvl>
+    <w:lvl w:ilvl="3">
+      <w:start w:val="1"/>
+      <w:numFmt w:val="bullet"/>
+      <w:lvlText w:val="●"/>
+      <w:lvlJc w:val="left"/>
+      <w:pPr>
+        <w:ind w:left="2880" w:hanging="360"/>
+      </w:pPr>
+      <w:rPr>
+        <w:u w:val="none"/>
+      </w:rPr>
+    </w:lvl>
+    <w:lvl w:ilvl="4">
+      <w:start w:val="1"/>
+      <w:numFmt w:val="bullet"/>
+      <w:lvlText w:val="○"/>
+      <w:lvlJc w:val="left"/>
+      <w:pPr>
+        <w:ind w:left="3600" w:hanging="360"/>
+      </w:pPr>
+      <w:rPr>
+        <w:u w:val="none"/>
+      </w:rPr>
+    </w:lvl>
+    <w:lvl w:ilvl="5">
+      <w:start w:val="1"/>
+      <w:numFmt w:val="bullet"/>
+      <w:lvlText w:val="■"/>
+      <w:lvlJc w:val="left"/>
+      <w:pPr>
+        <w:ind w:left="4320" w:hanging="360"/>
+      </w:pPr>
+      <w:rPr>
+        <w:u w:val="none"/>
+      </w:rPr>
+    </w:lvl>
+    <w:lvl w:ilvl="6">
+      <w:start w:val="1"/>
+      <w:numFmt w:val="bullet"/>
+      <w:lvlText w:val="●"/>
+      <w:lvlJc w:val="left"/>
+      <w:pPr>
+        <w:ind w:left="5040" w:hanging="360"/>
+      </w:pPr>
+      <w:rPr>
+        <w:u w:val="none"/>
+      </w:rPr>
+    </w:lvl>
+    <w:lvl w:ilvl="7">
+      <w:start w:val="1"/>
+      <w:numFmt w:val="bullet"/>
+      <w:lvlText w:val="○"/>
+      <w:lvlJc w:val="left"/>
+      <w:pPr>
+        <w:ind w:left="5760" w:hanging="360"/>
+      </w:pPr>
+      <w:rPr>
+        <w:u w:val="none"/>
+      </w:rPr>
+    </w:lvl>
+    <w:lvl w:ilvl="8">
+      <w:start w:val="1"/>
+      <w:numFmt w:val="bullet"/>
+      <w:lvlText w:val="■"/>
+      <w:lvlJc w:val="left"/>
+      <w:pPr>
+        <w:ind w:left="6480" w:hanging="360"/>
+      </w:pPr>
+      <w:rPr>
+        <w:u w:val="none"/>
+      </w:rPr>
+    </w:lvl>
+  </w:abstractNum>
+  <w:num w:numId="1">
+    <w:abstractNumId w:val="1"/>
+  </w:num>
+  <w:num w:numId="2">
+    <w:abstractNumId w:val="2"/>
+  </w:num>
+  <w:num w:numId="3">
+    <w:abstractNumId w:val="3"/>
+  </w:num>
+  <w:num w:numId="4">
+    <w:abstractNumId w:val="4"/>
+  </w:num>
+  <w:num w:numId="5">
+    <w:abstractNumId w:val="5"/>
+  </w:num>
+  <w:num w:numId="6">
+    <w:abstractNumId w:val="6"/>
+  </w:num>
+  <w:num w:numId="7">
+    <w:abstractNumId w:val="7"/>
+  </w:num>
+  <w:num w:numId="8">
+    <w:abstractNumId w:val="8"/>
+  </w:num>
+  <w:num w:numId="9">
+    <w:abstractNumId w:val="9"/>
+  </w:num>
+  <w:num w:numId="10">
+    <w:abstractNumId w:val="10"/>
+  </w:num>
+</w:numbering>
 </file>
 
 <file path=word/styles.xml><?xml version="1.0" encoding="utf-8"?>
